--- a/Dokumentáció.docx
+++ b/Dokumentáció.docx
@@ -16,6 +16,143 @@
       </w:pPr>
       <w:r>
         <w:rPr>
+          <w:noProof/>
+        </w:rPr>
+        <w:drawing>
+          <wp:anchor distT="0" distB="0" distL="114300" distR="114300" simplePos="0" relativeHeight="251658240" behindDoc="0" locked="0" layoutInCell="1" allowOverlap="1">
+            <wp:simplePos x="0" y="0"/>
+            <wp:positionH relativeFrom="margin">
+              <wp:posOffset>614680</wp:posOffset>
+            </wp:positionH>
+            <wp:positionV relativeFrom="paragraph">
+              <wp:posOffset>5080</wp:posOffset>
+            </wp:positionV>
+            <wp:extent cx="2140585" cy="1830070"/>
+            <wp:effectExtent l="0" t="0" r="0" b="0"/>
+            <wp:wrapSquare wrapText="bothSides"/>
+            <wp:docPr id="1546752660" name="Picture 2"/>
+            <wp:cNvGraphicFramePr>
+              <a:graphicFrameLocks xmlns:a="http://schemas.openxmlformats.org/drawingml/2006/main" noChangeAspect="1"/>
+            </wp:cNvGraphicFramePr>
+            <a:graphic xmlns:a="http://schemas.openxmlformats.org/drawingml/2006/main">
+              <a:graphicData uri="http://schemas.openxmlformats.org/drawingml/2006/picture">
+                <pic:pic xmlns:pic="http://schemas.openxmlformats.org/drawingml/2006/picture">
+                  <pic:nvPicPr>
+                    <pic:cNvPr id="0" name="Picture 8"/>
+                    <pic:cNvPicPr>
+                      <a:picLocks noChangeAspect="1" noChangeArrowheads="1"/>
+                    </pic:cNvPicPr>
+                  </pic:nvPicPr>
+                  <pic:blipFill>
+                    <a:blip r:embed="rId8">
+                      <a:extLst>
+                        <a:ext uri="{28A0092B-C50C-407E-A947-70E740481C1C}">
+                          <a14:useLocalDpi xmlns:a14="http://schemas.microsoft.com/office/drawing/2010/main" val="0"/>
+                        </a:ext>
+                      </a:extLst>
+                    </a:blip>
+                    <a:srcRect/>
+                    <a:stretch>
+                      <a:fillRect/>
+                    </a:stretch>
+                  </pic:blipFill>
+                  <pic:spPr bwMode="auto">
+                    <a:xfrm>
+                      <a:off x="0" y="0"/>
+                      <a:ext cx="2140585" cy="1830070"/>
+                    </a:xfrm>
+                    <a:prstGeom prst="rect">
+                      <a:avLst/>
+                    </a:prstGeom>
+                    <a:noFill/>
+                    <a:ln>
+                      <a:noFill/>
+                    </a:ln>
+                  </pic:spPr>
+                </pic:pic>
+              </a:graphicData>
+            </a:graphic>
+            <wp14:sizeRelH relativeFrom="margin">
+              <wp14:pctWidth>0</wp14:pctWidth>
+            </wp14:sizeRelH>
+            <wp14:sizeRelV relativeFrom="margin">
+              <wp14:pctHeight>0</wp14:pctHeight>
+            </wp14:sizeRelV>
+          </wp:anchor>
+        </w:drawing>
+      </w:r>
+      <w:r>
+        <w:rPr>
+          <w:noProof/>
+        </w:rPr>
+        <w:drawing>
+          <wp:anchor distT="0" distB="0" distL="114300" distR="114300" simplePos="0" relativeHeight="251659264" behindDoc="0" locked="0" layoutInCell="1" allowOverlap="1" wp14:anchorId="626859F0">
+            <wp:simplePos x="0" y="0"/>
+            <wp:positionH relativeFrom="column">
+              <wp:posOffset>3243580</wp:posOffset>
+            </wp:positionH>
+            <wp:positionV relativeFrom="paragraph">
+              <wp:posOffset>5080</wp:posOffset>
+            </wp:positionV>
+            <wp:extent cx="2558415" cy="1095375"/>
+            <wp:effectExtent l="0" t="0" r="0" b="9525"/>
+            <wp:wrapSquare wrapText="bothSides"/>
+            <wp:docPr id="1979072777" name="Kép 1979072777" descr="MSZC logo"/>
+            <wp:cNvGraphicFramePr>
+              <a:graphicFrameLocks xmlns:a="http://schemas.openxmlformats.org/drawingml/2006/main" noChangeAspect="1"/>
+            </wp:cNvGraphicFramePr>
+            <a:graphic xmlns:a="http://schemas.openxmlformats.org/drawingml/2006/main">
+              <a:graphicData uri="http://schemas.openxmlformats.org/drawingml/2006/picture">
+                <pic:pic xmlns:pic="http://schemas.openxmlformats.org/drawingml/2006/picture">
+                  <pic:nvPicPr>
+                    <pic:cNvPr id="1979072777" name="Kép 1979072777" descr="MSZC logo"/>
+                    <pic:cNvPicPr>
+                      <a:picLocks noChangeAspect="1"/>
+                    </pic:cNvPicPr>
+                  </pic:nvPicPr>
+                  <pic:blipFill>
+                    <a:blip r:embed="rId9">
+                      <a:extLst>
+                        <a:ext uri="{28A0092B-C50C-407E-A947-70E740481C1C}">
+                          <a14:useLocalDpi xmlns:a14="http://schemas.microsoft.com/office/drawing/2010/main" val="0"/>
+                        </a:ext>
+                      </a:extLst>
+                    </a:blip>
+                    <a:srcRect/>
+                    <a:stretch>
+                      <a:fillRect/>
+                    </a:stretch>
+                  </pic:blipFill>
+                  <pic:spPr bwMode="auto">
+                    <a:xfrm>
+                      <a:off x="0" y="0"/>
+                      <a:ext cx="2558415" cy="1095375"/>
+                    </a:xfrm>
+                    <a:prstGeom prst="rect">
+                      <a:avLst/>
+                    </a:prstGeom>
+                    <a:noFill/>
+                    <a:ln>
+                      <a:noFill/>
+                    </a:ln>
+                  </pic:spPr>
+                </pic:pic>
+              </a:graphicData>
+            </a:graphic>
+            <wp14:sizeRelH relativeFrom="margin">
+              <wp14:pctWidth>0</wp14:pctWidth>
+            </wp14:sizeRelH>
+            <wp14:sizeRelV relativeFrom="margin">
+              <wp14:pctHeight>0</wp14:pctHeight>
+            </wp14:sizeRelV>
+          </wp:anchor>
+        </w:drawing>
+      </w:r>
+    </w:p>
+    <w:p>
+      <w:pPr>
+        <w:jc w:val="center"/>
+        <w:rPr>
           <w:rFonts w:ascii="Times New Roman" w:hAnsi="Times New Roman" w:cs="Times New Roman"/>
           <w:b/>
           <w:bCs/>
@@ -23,38 +160,2068 @@
           <w:szCs w:val="50"/>
           <w:u w:val="single"/>
         </w:rPr>
-        <w:t>Fejlesztői környezet dokumentáció</w:t>
-      </w:r>
-    </w:p>
-    <w:p>
-      <w:pPr>
-        <w:rPr>
-          <w:rFonts w:ascii="Times New Roman" w:hAnsi="Times New Roman" w:cs="Times New Roman"/>
-          <w:b/>
-          <w:bCs/>
+      </w:pPr>
+    </w:p>
+    <w:p>
+      <w:pPr>
+        <w:jc w:val="center"/>
+        <w:rPr>
+          <w:rFonts w:ascii="Times New Roman" w:hAnsi="Times New Roman" w:cs="Times New Roman"/>
+          <w:b/>
+          <w:bCs/>
+          <w:sz w:val="50"/>
+          <w:szCs w:val="50"/>
+          <w:u w:val="single"/>
+        </w:rPr>
+      </w:pPr>
+    </w:p>
+    <w:p>
+      <w:pPr>
+        <w:jc w:val="center"/>
+        <w:rPr>
+          <w:rFonts w:ascii="Times New Roman" w:hAnsi="Times New Roman" w:cs="Times New Roman"/>
+          <w:b/>
+          <w:bCs/>
+          <w:sz w:val="50"/>
+          <w:szCs w:val="50"/>
+          <w:u w:val="single"/>
+        </w:rPr>
+      </w:pPr>
+      <w:r>
+        <w:rPr>
+          <w:rFonts w:ascii="Times New Roman" w:hAnsi="Times New Roman" w:cs="Times New Roman"/>
+          <w:b/>
+          <w:bCs/>
+          <w:sz w:val="50"/>
+          <w:szCs w:val="50"/>
+          <w:u w:val="single"/>
+        </w:rPr>
+        <w:br/>
+      </w:r>
+    </w:p>
+    <w:p>
+      <w:pPr>
+        <w:jc w:val="center"/>
+        <w:rPr>
+          <w:rFonts w:ascii="Times New Roman" w:hAnsi="Times New Roman" w:cs="Times New Roman"/>
+          <w:b/>
+          <w:bCs/>
+          <w:sz w:val="50"/>
+          <w:szCs w:val="50"/>
+          <w:u w:val="single"/>
+        </w:rPr>
+      </w:pPr>
+    </w:p>
+    <w:p>
+      <w:pPr>
+        <w:jc w:val="center"/>
+        <w:rPr>
+          <w:rFonts w:ascii="Times New Roman" w:hAnsi="Times New Roman" w:cs="Times New Roman"/>
+          <w:b/>
+          <w:bCs/>
+          <w:sz w:val="50"/>
+          <w:szCs w:val="50"/>
+          <w:u w:val="single"/>
+        </w:rPr>
+      </w:pPr>
+      <w:r>
+        <w:rPr>
+          <w:rFonts w:ascii="Times New Roman" w:hAnsi="Times New Roman" w:cs="Times New Roman"/>
+          <w:b/>
+          <w:bCs/>
+          <w:sz w:val="50"/>
+          <w:szCs w:val="50"/>
+          <w:u w:val="single"/>
+        </w:rPr>
+        <w:t>ZÁRÓDOLGOZAT</w:t>
+      </w:r>
+    </w:p>
+    <w:p>
+      <w:pPr>
+        <w:jc w:val="center"/>
+        <w:rPr>
+          <w:rFonts w:ascii="Times New Roman" w:hAnsi="Times New Roman" w:cs="Times New Roman"/>
+          <w:b/>
+          <w:bCs/>
+          <w:sz w:val="50"/>
+          <w:szCs w:val="50"/>
+          <w:u w:val="single"/>
+        </w:rPr>
+      </w:pPr>
+    </w:p>
+    <w:p>
+      <w:pPr>
+        <w:ind w:left="708" w:firstLine="708"/>
+        <w:jc w:val="right"/>
+        <w:rPr>
+          <w:rFonts w:ascii="Times New Roman" w:hAnsi="Times New Roman" w:cs="Times New Roman"/>
+          <w:sz w:val="50"/>
+          <w:szCs w:val="50"/>
+        </w:rPr>
+      </w:pPr>
+      <w:r>
+        <w:rPr>
+          <w:rFonts w:ascii="Times New Roman" w:hAnsi="Times New Roman" w:cs="Times New Roman"/>
+          <w:sz w:val="50"/>
+          <w:szCs w:val="50"/>
+        </w:rPr>
+        <w:t>Készítették:</w:t>
+      </w:r>
+    </w:p>
+    <w:p>
+      <w:pPr>
+        <w:ind w:left="708" w:firstLine="708"/>
+        <w:jc w:val="right"/>
+        <w:rPr>
+          <w:rFonts w:ascii="Times New Roman" w:hAnsi="Times New Roman" w:cs="Times New Roman"/>
+          <w:sz w:val="30"/>
+          <w:szCs w:val="30"/>
+        </w:rPr>
+      </w:pPr>
+      <w:r>
+        <w:rPr>
+          <w:rFonts w:ascii="Times New Roman" w:hAnsi="Times New Roman" w:cs="Times New Roman"/>
+          <w:sz w:val="30"/>
+          <w:szCs w:val="30"/>
+        </w:rPr>
+        <w:t>Kovács Zsolt Martin – Tóth Márk Tamás – Gáspár Dániel</w:t>
+      </w:r>
+    </w:p>
+    <w:p>
+      <w:pPr>
+        <w:ind w:left="708" w:firstLine="708"/>
+        <w:jc w:val="right"/>
+        <w:rPr>
+          <w:rFonts w:ascii="Times New Roman" w:hAnsi="Times New Roman" w:cs="Times New Roman"/>
+          <w:sz w:val="30"/>
+          <w:szCs w:val="30"/>
+        </w:rPr>
+      </w:pPr>
+      <w:r>
+        <w:rPr>
+          <w:rFonts w:ascii="Times New Roman" w:hAnsi="Times New Roman" w:cs="Times New Roman"/>
+          <w:sz w:val="30"/>
+          <w:szCs w:val="30"/>
+        </w:rPr>
+        <w:t>Konzulens:</w:t>
+      </w:r>
+    </w:p>
+    <w:p>
+      <w:pPr>
+        <w:ind w:left="708" w:firstLine="708"/>
+        <w:jc w:val="right"/>
+        <w:rPr>
+          <w:rFonts w:ascii="Times New Roman" w:hAnsi="Times New Roman" w:cs="Times New Roman"/>
+          <w:sz w:val="30"/>
+          <w:szCs w:val="30"/>
+        </w:rPr>
+      </w:pPr>
+      <w:r>
+        <w:rPr>
+          <w:rFonts w:ascii="Times New Roman" w:hAnsi="Times New Roman" w:cs="Times New Roman"/>
+          <w:sz w:val="30"/>
+          <w:szCs w:val="30"/>
+        </w:rPr>
+        <w:t>Kasza László Róbert</w:t>
+      </w:r>
+    </w:p>
+    <w:p>
+      <w:pPr>
+        <w:ind w:left="708" w:firstLine="708"/>
+        <w:jc w:val="center"/>
+        <w:rPr>
+          <w:rFonts w:ascii="Times New Roman" w:hAnsi="Times New Roman" w:cs="Times New Roman"/>
+          <w:sz w:val="30"/>
+          <w:szCs w:val="30"/>
+        </w:rPr>
+      </w:pPr>
+    </w:p>
+    <w:p>
+      <w:pPr>
+        <w:ind w:left="708" w:firstLine="708"/>
+        <w:jc w:val="right"/>
+        <w:rPr>
+          <w:rFonts w:ascii="Times New Roman" w:hAnsi="Times New Roman" w:cs="Times New Roman"/>
+          <w:sz w:val="30"/>
+          <w:szCs w:val="30"/>
+        </w:rPr>
+      </w:pPr>
+    </w:p>
+    <w:p>
+      <w:pPr>
+        <w:jc w:val="center"/>
+        <w:rPr>
+          <w:rFonts w:ascii="Times New Roman" w:hAnsi="Times New Roman" w:cs="Times New Roman"/>
+          <w:b/>
+          <w:bCs/>
+          <w:sz w:val="50"/>
+          <w:szCs w:val="50"/>
+          <w:u w:val="single"/>
+        </w:rPr>
+      </w:pPr>
+    </w:p>
+    <w:p>
+      <w:pPr>
+        <w:jc w:val="center"/>
+        <w:rPr>
+          <w:rFonts w:ascii="Times New Roman" w:hAnsi="Times New Roman" w:cs="Times New Roman"/>
+          <w:b/>
+          <w:bCs/>
+          <w:sz w:val="50"/>
+          <w:szCs w:val="50"/>
+          <w:u w:val="single"/>
+        </w:rPr>
+      </w:pPr>
+    </w:p>
+    <w:p>
+      <w:pPr>
+        <w:jc w:val="center"/>
+        <w:rPr>
+          <w:rFonts w:ascii="Times New Roman" w:hAnsi="Times New Roman" w:cs="Times New Roman"/>
+          <w:b/>
+          <w:bCs/>
+          <w:sz w:val="50"/>
+          <w:szCs w:val="50"/>
+          <w:u w:val="single"/>
+        </w:rPr>
+      </w:pPr>
+    </w:p>
+    <w:p>
+      <w:pPr>
+        <w:jc w:val="center"/>
+        <w:rPr>
+          <w:rFonts w:ascii="Times New Roman" w:hAnsi="Times New Roman" w:cs="Times New Roman"/>
+          <w:b/>
+          <w:bCs/>
+          <w:sz w:val="50"/>
+          <w:szCs w:val="50"/>
+          <w:u w:val="single"/>
+        </w:rPr>
+      </w:pPr>
+    </w:p>
+    <w:p>
+      <w:pPr>
+        <w:jc w:val="center"/>
+        <w:rPr>
+          <w:rFonts w:ascii="Times New Roman" w:hAnsi="Times New Roman" w:cs="Times New Roman"/>
+          <w:b/>
+          <w:bCs/>
+          <w:sz w:val="50"/>
+          <w:szCs w:val="50"/>
+          <w:u w:val="single"/>
+        </w:rPr>
+      </w:pPr>
+    </w:p>
+    <w:p>
+      <w:pPr>
+        <w:jc w:val="center"/>
+        <w:rPr>
+          <w:rFonts w:ascii="Times New Roman" w:hAnsi="Times New Roman" w:cs="Times New Roman"/>
+          <w:color w:val="4472C4" w:themeColor="accent1"/>
+          <w:sz w:val="32"/>
+          <w:szCs w:val="32"/>
+        </w:rPr>
+      </w:pPr>
+    </w:p>
+    <w:p>
+      <w:pPr>
+        <w:jc w:val="center"/>
+        <w:rPr>
+          <w:rFonts w:ascii="Times New Roman" w:hAnsi="Times New Roman" w:cs="Times New Roman"/>
+          <w:color w:val="4472C4" w:themeColor="accent1"/>
           <w:sz w:val="40"/>
           <w:szCs w:val="40"/>
         </w:rPr>
       </w:pPr>
-    </w:p>
-    <w:p>
-      <w:pPr>
-        <w:rPr>
-          <w:rFonts w:ascii="Times New Roman" w:hAnsi="Times New Roman" w:cs="Times New Roman"/>
+      <w:r>
+        <w:rPr>
+          <w:rFonts w:ascii="Times New Roman" w:hAnsi="Times New Roman" w:cs="Times New Roman"/>
+          <w:color w:val="4472C4" w:themeColor="accent1"/>
           <w:sz w:val="40"/>
           <w:szCs w:val="40"/>
         </w:rPr>
-      </w:pPr>
-      <w:r>
-        <w:rPr>
-          <w:rFonts w:ascii="Times New Roman" w:hAnsi="Times New Roman" w:cs="Times New Roman"/>
-          <w:b/>
-          <w:bCs/>
+        <w:lastRenderedPageBreak/>
+        <w:t>Miskolci SZC Kandó Kálmán Informatikai Technikum</w:t>
+      </w:r>
+    </w:p>
+    <w:p>
+      <w:pPr>
+        <w:jc w:val="center"/>
+        <w:rPr>
+          <w:rFonts w:ascii="Times New Roman" w:hAnsi="Times New Roman" w:cs="Times New Roman"/>
+          <w:color w:val="4472C4" w:themeColor="accent1"/>
           <w:sz w:val="40"/>
           <w:szCs w:val="40"/>
         </w:rPr>
+      </w:pPr>
+      <w:r>
+        <w:rPr>
+          <w:rFonts w:ascii="Times New Roman" w:hAnsi="Times New Roman" w:cs="Times New Roman"/>
+          <w:color w:val="4472C4" w:themeColor="accent1"/>
+          <w:sz w:val="40"/>
+          <w:szCs w:val="40"/>
+        </w:rPr>
+        <w:t>Miskolci Szakképzési Centrum</w:t>
+      </w:r>
+    </w:p>
+    <w:p>
+      <w:pPr>
+        <w:jc w:val="center"/>
+        <w:rPr>
+          <w:rFonts w:ascii="Times New Roman" w:hAnsi="Times New Roman" w:cs="Times New Roman"/>
+          <w:b/>
+          <w:bCs/>
+          <w:color w:val="4472C4" w:themeColor="accent1"/>
+          <w:sz w:val="40"/>
+          <w:szCs w:val="40"/>
+        </w:rPr>
+      </w:pPr>
+      <w:r>
+        <w:rPr>
+          <w:rFonts w:ascii="Times New Roman" w:hAnsi="Times New Roman" w:cs="Times New Roman"/>
+          <w:b/>
+          <w:bCs/>
+          <w:color w:val="4472C4" w:themeColor="accent1"/>
+          <w:sz w:val="40"/>
+          <w:szCs w:val="40"/>
+        </w:rPr>
+        <w:t>SZOFTVERFEJLESZTŐ- ÉS TESZTELŐ SZAK</w:t>
+      </w:r>
+    </w:p>
+    <w:p>
+      <w:pPr>
+        <w:jc w:val="center"/>
+        <w:rPr>
+          <w:rFonts w:ascii="Times New Roman" w:hAnsi="Times New Roman" w:cs="Times New Roman"/>
+          <w:b/>
+          <w:bCs/>
+          <w:sz w:val="50"/>
+          <w:szCs w:val="50"/>
+          <w:u w:val="single"/>
+        </w:rPr>
+      </w:pPr>
+    </w:p>
+    <w:p>
+      <w:pPr>
+        <w:jc w:val="center"/>
+        <w:rPr>
+          <w:rFonts w:ascii="Times New Roman" w:hAnsi="Times New Roman" w:cs="Times New Roman"/>
+          <w:b/>
+          <w:bCs/>
+          <w:sz w:val="50"/>
+          <w:szCs w:val="50"/>
+          <w:u w:val="single"/>
+        </w:rPr>
+      </w:pPr>
+    </w:p>
+    <w:p>
+      <w:pPr>
+        <w:jc w:val="center"/>
+        <w:rPr>
+          <w:rFonts w:ascii="Times New Roman" w:hAnsi="Times New Roman" w:cs="Times New Roman"/>
+          <w:b/>
+          <w:bCs/>
+          <w:sz w:val="50"/>
+          <w:szCs w:val="50"/>
+          <w:u w:val="single"/>
+        </w:rPr>
+      </w:pPr>
+    </w:p>
+    <w:p>
+      <w:pPr>
+        <w:jc w:val="center"/>
+        <w:rPr>
+          <w:rFonts w:ascii="Times New Roman" w:hAnsi="Times New Roman" w:cs="Times New Roman"/>
+          <w:b/>
+          <w:bCs/>
+          <w:sz w:val="50"/>
+          <w:szCs w:val="50"/>
+          <w:u w:val="single"/>
+        </w:rPr>
+      </w:pPr>
+      <w:r>
+        <w:rPr>
+          <w:noProof/>
+        </w:rPr>
+        <w:drawing>
+          <wp:inline distT="0" distB="0" distL="0" distR="0" wp14:anchorId="12C9F6FC" wp14:editId="4D8ACCD7">
+            <wp:extent cx="2955766" cy="902524"/>
+            <wp:effectExtent l="0" t="0" r="0" b="0"/>
+            <wp:docPr id="1008715703" name="Picture 1"/>
+            <wp:cNvGraphicFramePr>
+              <a:graphicFrameLocks xmlns:a="http://schemas.openxmlformats.org/drawingml/2006/main" noChangeAspect="1"/>
+            </wp:cNvGraphicFramePr>
+            <a:graphic xmlns:a="http://schemas.openxmlformats.org/drawingml/2006/main">
+              <a:graphicData uri="http://schemas.openxmlformats.org/drawingml/2006/picture">
+                <pic:pic xmlns:pic="http://schemas.openxmlformats.org/drawingml/2006/picture">
+                  <pic:nvPicPr>
+                    <pic:cNvPr id="1008715703" name=""/>
+                    <pic:cNvPicPr/>
+                  </pic:nvPicPr>
+                  <pic:blipFill>
+                    <a:blip r:embed="rId10"/>
+                    <a:stretch>
+                      <a:fillRect/>
+                    </a:stretch>
+                  </pic:blipFill>
+                  <pic:spPr>
+                    <a:xfrm>
+                      <a:off x="0" y="0"/>
+                      <a:ext cx="2981107" cy="910262"/>
+                    </a:xfrm>
+                    <a:prstGeom prst="rect">
+                      <a:avLst/>
+                    </a:prstGeom>
+                  </pic:spPr>
+                </pic:pic>
+              </a:graphicData>
+            </a:graphic>
+          </wp:inline>
+        </w:drawing>
+      </w:r>
+      <w:r>
+        <w:rPr>
+          <w:rFonts w:ascii="Times New Roman" w:hAnsi="Times New Roman" w:cs="Times New Roman"/>
+          <w:b/>
+          <w:bCs/>
+          <w:sz w:val="50"/>
+          <w:szCs w:val="50"/>
+          <w:u w:val="single"/>
+        </w:rPr>
+        <w:t xml:space="preserve"> </w:t>
+      </w:r>
+    </w:p>
+    <w:p>
+      <w:pPr>
+        <w:jc w:val="center"/>
+        <w:rPr>
+          <w:rFonts w:ascii="Times New Roman" w:hAnsi="Times New Roman" w:cs="Times New Roman"/>
+          <w:b/>
+          <w:bCs/>
+          <w:sz w:val="50"/>
+          <w:szCs w:val="50"/>
+          <w:u w:val="single"/>
+        </w:rPr>
+      </w:pPr>
+    </w:p>
+    <w:p>
+      <w:pPr>
+        <w:jc w:val="center"/>
+        <w:rPr>
+          <w:rFonts w:ascii="Times New Roman" w:hAnsi="Times New Roman" w:cs="Times New Roman"/>
+          <w:b/>
+          <w:bCs/>
+          <w:sz w:val="50"/>
+          <w:szCs w:val="50"/>
+          <w:u w:val="single"/>
+        </w:rPr>
+      </w:pPr>
+    </w:p>
+    <w:p>
+      <w:pPr>
+        <w:jc w:val="center"/>
+        <w:rPr>
+          <w:rFonts w:ascii="Times New Roman" w:hAnsi="Times New Roman" w:cs="Times New Roman"/>
+          <w:b/>
+          <w:bCs/>
+          <w:sz w:val="50"/>
+          <w:szCs w:val="50"/>
+          <w:u w:val="single"/>
+        </w:rPr>
+      </w:pPr>
+    </w:p>
+    <w:p>
+      <w:pPr>
+        <w:jc w:val="center"/>
+        <w:rPr>
+          <w:rFonts w:ascii="Avignon Pro" w:hAnsi="Avignon Pro" w:cs="Times New Roman"/>
+          <w:b/>
+          <w:bCs/>
+          <w:sz w:val="70"/>
+          <w:szCs w:val="70"/>
+        </w:rPr>
+      </w:pPr>
+      <w:r>
+        <w:rPr>
+          <w:rFonts w:ascii="Avignon Pro" w:hAnsi="Avignon Pro" w:cs="Times New Roman"/>
+          <w:b/>
+          <w:bCs/>
+          <w:sz w:val="70"/>
+          <w:szCs w:val="70"/>
+        </w:rPr>
+        <w:t>BeMotivated</w:t>
+      </w:r>
+    </w:p>
+    <w:p>
+      <w:pPr>
+        <w:jc w:val="center"/>
+        <w:rPr>
+          <w:rFonts w:ascii="Times New Roman" w:hAnsi="Times New Roman" w:cs="Times New Roman"/>
+          <w:b/>
+          <w:bCs/>
+          <w:sz w:val="50"/>
+          <w:szCs w:val="50"/>
+          <w:u w:val="single"/>
+        </w:rPr>
+      </w:pPr>
+    </w:p>
+    <w:p>
+      <w:pPr>
+        <w:jc w:val="center"/>
+        <w:rPr>
+          <w:rFonts w:ascii="Times New Roman" w:hAnsi="Times New Roman" w:cs="Times New Roman"/>
+          <w:b/>
+          <w:bCs/>
+          <w:sz w:val="50"/>
+          <w:szCs w:val="50"/>
+          <w:u w:val="single"/>
+        </w:rPr>
+      </w:pPr>
+    </w:p>
+    <w:p>
+      <w:pPr>
+        <w:jc w:val="center"/>
+        <w:rPr>
+          <w:rFonts w:ascii="Times New Roman" w:hAnsi="Times New Roman" w:cs="Times New Roman"/>
+          <w:b/>
+          <w:bCs/>
+          <w:sz w:val="50"/>
+          <w:szCs w:val="50"/>
+          <w:u w:val="single"/>
+        </w:rPr>
+      </w:pPr>
+    </w:p>
+    <w:p>
+      <w:pPr>
+        <w:jc w:val="center"/>
+        <w:rPr>
+          <w:rFonts w:ascii="Times New Roman" w:hAnsi="Times New Roman" w:cs="Times New Roman"/>
+          <w:b/>
+          <w:bCs/>
+          <w:sz w:val="50"/>
+          <w:szCs w:val="50"/>
+          <w:u w:val="single"/>
+        </w:rPr>
+      </w:pPr>
+    </w:p>
+    <w:p>
+      <w:pPr>
+        <w:jc w:val="center"/>
+        <w:rPr>
+          <w:rFonts w:ascii="Times New Roman" w:hAnsi="Times New Roman" w:cs="Times New Roman"/>
+          <w:b/>
+          <w:bCs/>
+          <w:sz w:val="50"/>
+          <w:szCs w:val="50"/>
+          <w:u w:val="single"/>
+        </w:rPr>
+      </w:pPr>
+    </w:p>
+    <w:p>
+      <w:pPr>
+        <w:jc w:val="center"/>
+        <w:rPr>
+          <w:rFonts w:ascii="Times New Roman" w:hAnsi="Times New Roman" w:cs="Times New Roman"/>
+          <w:b/>
+          <w:bCs/>
+          <w:sz w:val="50"/>
+          <w:szCs w:val="50"/>
+          <w:u w:val="single"/>
+        </w:rPr>
+      </w:pPr>
+    </w:p>
+    <w:sdt>
+      <w:sdtPr>
+        <w:id w:val="525058657"/>
+        <w:docPartObj>
+          <w:docPartGallery w:val="Table of Contents"/>
+          <w:docPartUnique/>
+        </w:docPartObj>
+      </w:sdtPr>
+      <w:sdtEndPr>
+        <w:rPr>
+          <w:rFonts w:asciiTheme="minorHAnsi" w:eastAsiaTheme="minorHAnsi" w:hAnsiTheme="minorHAnsi" w:cstheme="minorBidi"/>
+          <w:b/>
+          <w:bCs/>
+          <w:color w:val="auto"/>
+          <w:kern w:val="2"/>
+          <w:sz w:val="24"/>
+          <w:szCs w:val="24"/>
+          <w:lang w:eastAsia="en-US"/>
+          <w14:ligatures w14:val="standardContextual"/>
+        </w:rPr>
+      </w:sdtEndPr>
+      <w:sdtContent>
+        <w:p>
+          <w:pPr>
+            <w:pStyle w:val="Tartalomjegyzkcmsora"/>
+            <w:rPr>
+              <w:sz w:val="40"/>
+              <w:szCs w:val="40"/>
+            </w:rPr>
+          </w:pPr>
+          <w:r>
+            <w:rPr>
+              <w:sz w:val="40"/>
+              <w:szCs w:val="40"/>
+            </w:rPr>
+            <w:t>Tartalom</w:t>
+          </w:r>
+          <w:r>
+            <w:rPr>
+              <w:sz w:val="40"/>
+              <w:szCs w:val="40"/>
+            </w:rPr>
+            <w:t>jegyzék</w:t>
+          </w:r>
+        </w:p>
+        <w:p>
+          <w:pPr>
+            <w:pStyle w:val="TJ1"/>
+            <w:tabs>
+              <w:tab w:val="right" w:leader="dot" w:pos="9062"/>
+            </w:tabs>
+            <w:rPr>
+              <w:rFonts w:eastAsiaTheme="minorEastAsia"/>
+              <w:noProof/>
+              <w:lang w:eastAsia="hu-HU"/>
+            </w:rPr>
+          </w:pPr>
+          <w:r>
+            <w:fldChar w:fldCharType="begin"/>
+          </w:r>
+          <w:r>
+            <w:instrText xml:space="preserve"> TOC \o "1-3" \h \z \u </w:instrText>
+          </w:r>
+          <w:r>
+            <w:fldChar w:fldCharType="separate"/>
+          </w:r>
+          <w:hyperlink w:anchor="_Toc197260713" w:history="1">
+            <w:r>
+              <w:rPr>
+                <w:rStyle w:val="Hiperhivatkozs"/>
+                <w:noProof/>
+              </w:rPr>
+              <w:t>Bevezetés</w:t>
+            </w:r>
+            <w:r>
+              <w:rPr>
+                <w:noProof/>
+                <w:webHidden/>
+              </w:rPr>
+              <w:tab/>
+            </w:r>
+            <w:r>
+              <w:rPr>
+                <w:noProof/>
+                <w:webHidden/>
+              </w:rPr>
+              <w:fldChar w:fldCharType="begin"/>
+            </w:r>
+            <w:r>
+              <w:rPr>
+                <w:noProof/>
+                <w:webHidden/>
+              </w:rPr>
+              <w:instrText xml:space="preserve"> PAGEREF _Toc197260713 \h </w:instrText>
+            </w:r>
+            <w:r>
+              <w:rPr>
+                <w:noProof/>
+                <w:webHidden/>
+              </w:rPr>
+            </w:r>
+            <w:r>
+              <w:rPr>
+                <w:noProof/>
+                <w:webHidden/>
+              </w:rPr>
+              <w:fldChar w:fldCharType="separate"/>
+            </w:r>
+            <w:r>
+              <w:rPr>
+                <w:noProof/>
+                <w:webHidden/>
+              </w:rPr>
+              <w:t>4</w:t>
+            </w:r>
+            <w:r>
+              <w:rPr>
+                <w:noProof/>
+                <w:webHidden/>
+              </w:rPr>
+              <w:fldChar w:fldCharType="end"/>
+            </w:r>
+          </w:hyperlink>
+        </w:p>
+        <w:p>
+          <w:pPr>
+            <w:pStyle w:val="TJ1"/>
+            <w:tabs>
+              <w:tab w:val="right" w:leader="dot" w:pos="9062"/>
+            </w:tabs>
+            <w:rPr>
+              <w:rFonts w:eastAsiaTheme="minorEastAsia"/>
+              <w:noProof/>
+              <w:lang w:eastAsia="hu-HU"/>
+            </w:rPr>
+          </w:pPr>
+          <w:hyperlink w:anchor="_Toc197260714" w:history="1">
+            <w:r>
+              <w:rPr>
+                <w:rStyle w:val="Hiperhivatkozs"/>
+                <w:noProof/>
+              </w:rPr>
+              <w:t>Fejlesztői környezet dokumentáció</w:t>
+            </w:r>
+            <w:r>
+              <w:rPr>
+                <w:noProof/>
+                <w:webHidden/>
+              </w:rPr>
+              <w:tab/>
+            </w:r>
+            <w:r>
+              <w:rPr>
+                <w:noProof/>
+                <w:webHidden/>
+              </w:rPr>
+              <w:fldChar w:fldCharType="begin"/>
+            </w:r>
+            <w:r>
+              <w:rPr>
+                <w:noProof/>
+                <w:webHidden/>
+              </w:rPr>
+              <w:instrText xml:space="preserve"> PAGEREF _Toc197260714 \h </w:instrText>
+            </w:r>
+            <w:r>
+              <w:rPr>
+                <w:noProof/>
+                <w:webHidden/>
+              </w:rPr>
+            </w:r>
+            <w:r>
+              <w:rPr>
+                <w:noProof/>
+                <w:webHidden/>
+              </w:rPr>
+              <w:fldChar w:fldCharType="separate"/>
+            </w:r>
+            <w:r>
+              <w:rPr>
+                <w:noProof/>
+                <w:webHidden/>
+              </w:rPr>
+              <w:t>5</w:t>
+            </w:r>
+            <w:r>
+              <w:rPr>
+                <w:noProof/>
+                <w:webHidden/>
+              </w:rPr>
+              <w:fldChar w:fldCharType="end"/>
+            </w:r>
+          </w:hyperlink>
+        </w:p>
+        <w:p>
+          <w:pPr>
+            <w:pStyle w:val="TJ2"/>
+            <w:tabs>
+              <w:tab w:val="right" w:leader="dot" w:pos="9062"/>
+            </w:tabs>
+            <w:rPr>
+              <w:rFonts w:eastAsiaTheme="minorEastAsia"/>
+              <w:noProof/>
+              <w:lang w:eastAsia="hu-HU"/>
+            </w:rPr>
+          </w:pPr>
+          <w:hyperlink w:anchor="_Toc197260715" w:history="1">
+            <w:r>
+              <w:rPr>
+                <w:rStyle w:val="Hiperhivatkozs"/>
+                <w:noProof/>
+              </w:rPr>
+              <w:t>Visual Studio Code</w:t>
+            </w:r>
+            <w:r>
+              <w:rPr>
+                <w:noProof/>
+                <w:webHidden/>
+              </w:rPr>
+              <w:tab/>
+            </w:r>
+            <w:r>
+              <w:rPr>
+                <w:noProof/>
+                <w:webHidden/>
+              </w:rPr>
+              <w:fldChar w:fldCharType="begin"/>
+            </w:r>
+            <w:r>
+              <w:rPr>
+                <w:noProof/>
+                <w:webHidden/>
+              </w:rPr>
+              <w:instrText xml:space="preserve"> PAGEREF _Toc197260715 \h </w:instrText>
+            </w:r>
+            <w:r>
+              <w:rPr>
+                <w:noProof/>
+                <w:webHidden/>
+              </w:rPr>
+            </w:r>
+            <w:r>
+              <w:rPr>
+                <w:noProof/>
+                <w:webHidden/>
+              </w:rPr>
+              <w:fldChar w:fldCharType="separate"/>
+            </w:r>
+            <w:r>
+              <w:rPr>
+                <w:noProof/>
+                <w:webHidden/>
+              </w:rPr>
+              <w:t>5</w:t>
+            </w:r>
+            <w:r>
+              <w:rPr>
+                <w:noProof/>
+                <w:webHidden/>
+              </w:rPr>
+              <w:fldChar w:fldCharType="end"/>
+            </w:r>
+          </w:hyperlink>
+        </w:p>
+        <w:p>
+          <w:pPr>
+            <w:pStyle w:val="TJ2"/>
+            <w:tabs>
+              <w:tab w:val="right" w:leader="dot" w:pos="9062"/>
+            </w:tabs>
+            <w:rPr>
+              <w:rFonts w:eastAsiaTheme="minorEastAsia"/>
+              <w:noProof/>
+              <w:lang w:eastAsia="hu-HU"/>
+            </w:rPr>
+          </w:pPr>
+          <w:hyperlink w:anchor="_Toc197260716" w:history="1">
+            <w:r>
+              <w:rPr>
+                <w:rStyle w:val="Hiperhivatkozs"/>
+                <w:noProof/>
+              </w:rPr>
+              <w:t>Visual Studio 2022</w:t>
+            </w:r>
+            <w:r>
+              <w:rPr>
+                <w:noProof/>
+                <w:webHidden/>
+              </w:rPr>
+              <w:tab/>
+            </w:r>
+            <w:r>
+              <w:rPr>
+                <w:noProof/>
+                <w:webHidden/>
+              </w:rPr>
+              <w:fldChar w:fldCharType="begin"/>
+            </w:r>
+            <w:r>
+              <w:rPr>
+                <w:noProof/>
+                <w:webHidden/>
+              </w:rPr>
+              <w:instrText xml:space="preserve"> PAGEREF _Toc197260716 \h </w:instrText>
+            </w:r>
+            <w:r>
+              <w:rPr>
+                <w:noProof/>
+                <w:webHidden/>
+              </w:rPr>
+            </w:r>
+            <w:r>
+              <w:rPr>
+                <w:noProof/>
+                <w:webHidden/>
+              </w:rPr>
+              <w:fldChar w:fldCharType="separate"/>
+            </w:r>
+            <w:r>
+              <w:rPr>
+                <w:noProof/>
+                <w:webHidden/>
+              </w:rPr>
+              <w:t>6</w:t>
+            </w:r>
+            <w:r>
+              <w:rPr>
+                <w:noProof/>
+                <w:webHidden/>
+              </w:rPr>
+              <w:fldChar w:fldCharType="end"/>
+            </w:r>
+          </w:hyperlink>
+        </w:p>
+        <w:p>
+          <w:pPr>
+            <w:pStyle w:val="TJ2"/>
+            <w:tabs>
+              <w:tab w:val="right" w:leader="dot" w:pos="9062"/>
+            </w:tabs>
+            <w:rPr>
+              <w:rFonts w:eastAsiaTheme="minorEastAsia"/>
+              <w:noProof/>
+              <w:lang w:eastAsia="hu-HU"/>
+            </w:rPr>
+          </w:pPr>
+          <w:hyperlink w:anchor="_Toc197260717" w:history="1">
+            <w:r>
+              <w:rPr>
+                <w:rStyle w:val="Hiperhivatkozs"/>
+                <w:noProof/>
+              </w:rPr>
+              <w:t>PHPMYADMIN</w:t>
+            </w:r>
+            <w:r>
+              <w:rPr>
+                <w:noProof/>
+                <w:webHidden/>
+              </w:rPr>
+              <w:tab/>
+            </w:r>
+            <w:r>
+              <w:rPr>
+                <w:noProof/>
+                <w:webHidden/>
+              </w:rPr>
+              <w:fldChar w:fldCharType="begin"/>
+            </w:r>
+            <w:r>
+              <w:rPr>
+                <w:noProof/>
+                <w:webHidden/>
+              </w:rPr>
+              <w:instrText xml:space="preserve"> PAGEREF _Toc197260717 \h </w:instrText>
+            </w:r>
+            <w:r>
+              <w:rPr>
+                <w:noProof/>
+                <w:webHidden/>
+              </w:rPr>
+            </w:r>
+            <w:r>
+              <w:rPr>
+                <w:noProof/>
+                <w:webHidden/>
+              </w:rPr>
+              <w:fldChar w:fldCharType="separate"/>
+            </w:r>
+            <w:r>
+              <w:rPr>
+                <w:noProof/>
+                <w:webHidden/>
+              </w:rPr>
+              <w:t>7</w:t>
+            </w:r>
+            <w:r>
+              <w:rPr>
+                <w:noProof/>
+                <w:webHidden/>
+              </w:rPr>
+              <w:fldChar w:fldCharType="end"/>
+            </w:r>
+          </w:hyperlink>
+        </w:p>
+        <w:p>
+          <w:pPr>
+            <w:pStyle w:val="TJ2"/>
+            <w:tabs>
+              <w:tab w:val="right" w:leader="dot" w:pos="9062"/>
+            </w:tabs>
+            <w:rPr>
+              <w:rFonts w:eastAsiaTheme="minorEastAsia"/>
+              <w:noProof/>
+              <w:lang w:eastAsia="hu-HU"/>
+            </w:rPr>
+          </w:pPr>
+          <w:hyperlink w:anchor="_Toc197260718" w:history="1">
+            <w:r>
+              <w:rPr>
+                <w:rStyle w:val="Hiperhivatkozs"/>
+                <w:noProof/>
+              </w:rPr>
+              <w:t>Swagger UI</w:t>
+            </w:r>
+            <w:r>
+              <w:rPr>
+                <w:noProof/>
+                <w:webHidden/>
+              </w:rPr>
+              <w:tab/>
+            </w:r>
+            <w:r>
+              <w:rPr>
+                <w:noProof/>
+                <w:webHidden/>
+              </w:rPr>
+              <w:fldChar w:fldCharType="begin"/>
+            </w:r>
+            <w:r>
+              <w:rPr>
+                <w:noProof/>
+                <w:webHidden/>
+              </w:rPr>
+              <w:instrText xml:space="preserve"> PAGEREF _Toc197260718 \h </w:instrText>
+            </w:r>
+            <w:r>
+              <w:rPr>
+                <w:noProof/>
+                <w:webHidden/>
+              </w:rPr>
+            </w:r>
+            <w:r>
+              <w:rPr>
+                <w:noProof/>
+                <w:webHidden/>
+              </w:rPr>
+              <w:fldChar w:fldCharType="separate"/>
+            </w:r>
+            <w:r>
+              <w:rPr>
+                <w:noProof/>
+                <w:webHidden/>
+              </w:rPr>
+              <w:t>8</w:t>
+            </w:r>
+            <w:r>
+              <w:rPr>
+                <w:noProof/>
+                <w:webHidden/>
+              </w:rPr>
+              <w:fldChar w:fldCharType="end"/>
+            </w:r>
+          </w:hyperlink>
+        </w:p>
+        <w:p>
+          <w:pPr>
+            <w:pStyle w:val="TJ2"/>
+            <w:tabs>
+              <w:tab w:val="right" w:leader="dot" w:pos="9062"/>
+            </w:tabs>
+            <w:rPr>
+              <w:rFonts w:eastAsiaTheme="minorEastAsia"/>
+              <w:noProof/>
+              <w:lang w:eastAsia="hu-HU"/>
+            </w:rPr>
+          </w:pPr>
+          <w:hyperlink w:anchor="_Toc197260719" w:history="1">
+            <w:r>
+              <w:rPr>
+                <w:rStyle w:val="Hiperhivatkozs"/>
+                <w:noProof/>
+              </w:rPr>
+              <w:t>C# és ASP.NET WEB API</w:t>
+            </w:r>
+            <w:r>
+              <w:rPr>
+                <w:noProof/>
+                <w:webHidden/>
+              </w:rPr>
+              <w:tab/>
+            </w:r>
+            <w:r>
+              <w:rPr>
+                <w:noProof/>
+                <w:webHidden/>
+              </w:rPr>
+              <w:fldChar w:fldCharType="begin"/>
+            </w:r>
+            <w:r>
+              <w:rPr>
+                <w:noProof/>
+                <w:webHidden/>
+              </w:rPr>
+              <w:instrText xml:space="preserve"> PAGEREF _Toc197260719 \h </w:instrText>
+            </w:r>
+            <w:r>
+              <w:rPr>
+                <w:noProof/>
+                <w:webHidden/>
+              </w:rPr>
+            </w:r>
+            <w:r>
+              <w:rPr>
+                <w:noProof/>
+                <w:webHidden/>
+              </w:rPr>
+              <w:fldChar w:fldCharType="separate"/>
+            </w:r>
+            <w:r>
+              <w:rPr>
+                <w:noProof/>
+                <w:webHidden/>
+              </w:rPr>
+              <w:t>9</w:t>
+            </w:r>
+            <w:r>
+              <w:rPr>
+                <w:noProof/>
+                <w:webHidden/>
+              </w:rPr>
+              <w:fldChar w:fldCharType="end"/>
+            </w:r>
+          </w:hyperlink>
+        </w:p>
+        <w:p>
+          <w:pPr>
+            <w:pStyle w:val="TJ2"/>
+            <w:tabs>
+              <w:tab w:val="right" w:leader="dot" w:pos="9062"/>
+            </w:tabs>
+            <w:rPr>
+              <w:rFonts w:eastAsiaTheme="minorEastAsia"/>
+              <w:noProof/>
+              <w:lang w:eastAsia="hu-HU"/>
+            </w:rPr>
+          </w:pPr>
+          <w:hyperlink w:anchor="_Toc197260720" w:history="1">
+            <w:r>
+              <w:rPr>
+                <w:rStyle w:val="Hiperhivatkozs"/>
+                <w:noProof/>
+              </w:rPr>
+              <w:t>JavaScript és React</w:t>
+            </w:r>
+            <w:r>
+              <w:rPr>
+                <w:noProof/>
+                <w:webHidden/>
+              </w:rPr>
+              <w:tab/>
+            </w:r>
+            <w:r>
+              <w:rPr>
+                <w:noProof/>
+                <w:webHidden/>
+              </w:rPr>
+              <w:fldChar w:fldCharType="begin"/>
+            </w:r>
+            <w:r>
+              <w:rPr>
+                <w:noProof/>
+                <w:webHidden/>
+              </w:rPr>
+              <w:instrText xml:space="preserve"> PAGEREF _Toc197260720 \h </w:instrText>
+            </w:r>
+            <w:r>
+              <w:rPr>
+                <w:noProof/>
+                <w:webHidden/>
+              </w:rPr>
+            </w:r>
+            <w:r>
+              <w:rPr>
+                <w:noProof/>
+                <w:webHidden/>
+              </w:rPr>
+              <w:fldChar w:fldCharType="separate"/>
+            </w:r>
+            <w:r>
+              <w:rPr>
+                <w:noProof/>
+                <w:webHidden/>
+              </w:rPr>
+              <w:t>10</w:t>
+            </w:r>
+            <w:r>
+              <w:rPr>
+                <w:noProof/>
+                <w:webHidden/>
+              </w:rPr>
+              <w:fldChar w:fldCharType="end"/>
+            </w:r>
+          </w:hyperlink>
+        </w:p>
+        <w:p>
+          <w:pPr>
+            <w:pStyle w:val="TJ2"/>
+            <w:tabs>
+              <w:tab w:val="right" w:leader="dot" w:pos="9062"/>
+            </w:tabs>
+            <w:rPr>
+              <w:rFonts w:eastAsiaTheme="minorEastAsia"/>
+              <w:noProof/>
+              <w:lang w:eastAsia="hu-HU"/>
+            </w:rPr>
+          </w:pPr>
+          <w:hyperlink w:anchor="_Toc197260721" w:history="1">
+            <w:r>
+              <w:rPr>
+                <w:rStyle w:val="Hiperhivatkozs"/>
+                <w:noProof/>
+              </w:rPr>
+              <w:t>MySQL</w:t>
+            </w:r>
+            <w:r>
+              <w:rPr>
+                <w:noProof/>
+                <w:webHidden/>
+              </w:rPr>
+              <w:tab/>
+            </w:r>
+            <w:r>
+              <w:rPr>
+                <w:noProof/>
+                <w:webHidden/>
+              </w:rPr>
+              <w:fldChar w:fldCharType="begin"/>
+            </w:r>
+            <w:r>
+              <w:rPr>
+                <w:noProof/>
+                <w:webHidden/>
+              </w:rPr>
+              <w:instrText xml:space="preserve"> PAGEREF _Toc197260721 \h </w:instrText>
+            </w:r>
+            <w:r>
+              <w:rPr>
+                <w:noProof/>
+                <w:webHidden/>
+              </w:rPr>
+            </w:r>
+            <w:r>
+              <w:rPr>
+                <w:noProof/>
+                <w:webHidden/>
+              </w:rPr>
+              <w:fldChar w:fldCharType="separate"/>
+            </w:r>
+            <w:r>
+              <w:rPr>
+                <w:noProof/>
+                <w:webHidden/>
+              </w:rPr>
+              <w:t>11</w:t>
+            </w:r>
+            <w:r>
+              <w:rPr>
+                <w:noProof/>
+                <w:webHidden/>
+              </w:rPr>
+              <w:fldChar w:fldCharType="end"/>
+            </w:r>
+          </w:hyperlink>
+        </w:p>
+        <w:p>
+          <w:pPr>
+            <w:pStyle w:val="TJ2"/>
+            <w:tabs>
+              <w:tab w:val="right" w:leader="dot" w:pos="9062"/>
+            </w:tabs>
+            <w:rPr>
+              <w:rFonts w:eastAsiaTheme="minorEastAsia"/>
+              <w:noProof/>
+              <w:lang w:eastAsia="hu-HU"/>
+            </w:rPr>
+          </w:pPr>
+          <w:hyperlink w:anchor="_Toc197260722" w:history="1">
+            <w:r>
+              <w:rPr>
+                <w:rStyle w:val="Hiperhivatkozs"/>
+                <w:noProof/>
+              </w:rPr>
+              <w:t>CSS</w:t>
+            </w:r>
+            <w:r>
+              <w:rPr>
+                <w:noProof/>
+                <w:webHidden/>
+              </w:rPr>
+              <w:tab/>
+            </w:r>
+            <w:r>
+              <w:rPr>
+                <w:noProof/>
+                <w:webHidden/>
+              </w:rPr>
+              <w:fldChar w:fldCharType="begin"/>
+            </w:r>
+            <w:r>
+              <w:rPr>
+                <w:noProof/>
+                <w:webHidden/>
+              </w:rPr>
+              <w:instrText xml:space="preserve"> PAGEREF _Toc197260722 \h </w:instrText>
+            </w:r>
+            <w:r>
+              <w:rPr>
+                <w:noProof/>
+                <w:webHidden/>
+              </w:rPr>
+            </w:r>
+            <w:r>
+              <w:rPr>
+                <w:noProof/>
+                <w:webHidden/>
+              </w:rPr>
+              <w:fldChar w:fldCharType="separate"/>
+            </w:r>
+            <w:r>
+              <w:rPr>
+                <w:noProof/>
+                <w:webHidden/>
+              </w:rPr>
+              <w:t>11</w:t>
+            </w:r>
+            <w:r>
+              <w:rPr>
+                <w:noProof/>
+                <w:webHidden/>
+              </w:rPr>
+              <w:fldChar w:fldCharType="end"/>
+            </w:r>
+          </w:hyperlink>
+        </w:p>
+        <w:p>
+          <w:pPr>
+            <w:pStyle w:val="TJ1"/>
+            <w:tabs>
+              <w:tab w:val="right" w:leader="dot" w:pos="9062"/>
+            </w:tabs>
+            <w:rPr>
+              <w:rFonts w:eastAsiaTheme="minorEastAsia"/>
+              <w:noProof/>
+              <w:lang w:eastAsia="hu-HU"/>
+            </w:rPr>
+          </w:pPr>
+          <w:hyperlink w:anchor="_Toc197260723" w:history="1">
+            <w:r>
+              <w:rPr>
+                <w:rStyle w:val="Hiperhivatkozs"/>
+                <w:noProof/>
+              </w:rPr>
+              <w:t>BeMotivated Kezdőlap Dokumentáció</w:t>
+            </w:r>
+            <w:r>
+              <w:rPr>
+                <w:noProof/>
+                <w:webHidden/>
+              </w:rPr>
+              <w:tab/>
+            </w:r>
+            <w:r>
+              <w:rPr>
+                <w:noProof/>
+                <w:webHidden/>
+              </w:rPr>
+              <w:fldChar w:fldCharType="begin"/>
+            </w:r>
+            <w:r>
+              <w:rPr>
+                <w:noProof/>
+                <w:webHidden/>
+              </w:rPr>
+              <w:instrText xml:space="preserve"> PAGEREF _Toc197260723 \h </w:instrText>
+            </w:r>
+            <w:r>
+              <w:rPr>
+                <w:noProof/>
+                <w:webHidden/>
+              </w:rPr>
+            </w:r>
+            <w:r>
+              <w:rPr>
+                <w:noProof/>
+                <w:webHidden/>
+              </w:rPr>
+              <w:fldChar w:fldCharType="separate"/>
+            </w:r>
+            <w:r>
+              <w:rPr>
+                <w:noProof/>
+                <w:webHidden/>
+              </w:rPr>
+              <w:t>12</w:t>
+            </w:r>
+            <w:r>
+              <w:rPr>
+                <w:noProof/>
+                <w:webHidden/>
+              </w:rPr>
+              <w:fldChar w:fldCharType="end"/>
+            </w:r>
+          </w:hyperlink>
+        </w:p>
+        <w:p>
+          <w:pPr>
+            <w:pStyle w:val="TJ1"/>
+            <w:tabs>
+              <w:tab w:val="right" w:leader="dot" w:pos="9062"/>
+            </w:tabs>
+            <w:rPr>
+              <w:rFonts w:eastAsiaTheme="minorEastAsia"/>
+              <w:noProof/>
+              <w:lang w:eastAsia="hu-HU"/>
+            </w:rPr>
+          </w:pPr>
+          <w:hyperlink w:anchor="_Toc197260724" w:history="1">
+            <w:r>
+              <w:rPr>
+                <w:rStyle w:val="Hiperhivatkozs"/>
+                <w:noProof/>
+              </w:rPr>
+              <w:t>BeMotivated Bejelentkezési Rendszer Dokumentáció</w:t>
+            </w:r>
+            <w:r>
+              <w:rPr>
+                <w:noProof/>
+                <w:webHidden/>
+              </w:rPr>
+              <w:tab/>
+            </w:r>
+            <w:r>
+              <w:rPr>
+                <w:noProof/>
+                <w:webHidden/>
+              </w:rPr>
+              <w:fldChar w:fldCharType="begin"/>
+            </w:r>
+            <w:r>
+              <w:rPr>
+                <w:noProof/>
+                <w:webHidden/>
+              </w:rPr>
+              <w:instrText xml:space="preserve"> PAGEREF _Toc197260724 \h </w:instrText>
+            </w:r>
+            <w:r>
+              <w:rPr>
+                <w:noProof/>
+                <w:webHidden/>
+              </w:rPr>
+            </w:r>
+            <w:r>
+              <w:rPr>
+                <w:noProof/>
+                <w:webHidden/>
+              </w:rPr>
+              <w:fldChar w:fldCharType="separate"/>
+            </w:r>
+            <w:r>
+              <w:rPr>
+                <w:noProof/>
+                <w:webHidden/>
+              </w:rPr>
+              <w:t>15</w:t>
+            </w:r>
+            <w:r>
+              <w:rPr>
+                <w:noProof/>
+                <w:webHidden/>
+              </w:rPr>
+              <w:fldChar w:fldCharType="end"/>
+            </w:r>
+          </w:hyperlink>
+        </w:p>
+        <w:p>
+          <w:pPr>
+            <w:pStyle w:val="TJ1"/>
+            <w:tabs>
+              <w:tab w:val="right" w:leader="dot" w:pos="9062"/>
+            </w:tabs>
+            <w:rPr>
+              <w:rFonts w:eastAsiaTheme="minorEastAsia"/>
+              <w:noProof/>
+              <w:lang w:eastAsia="hu-HU"/>
+            </w:rPr>
+          </w:pPr>
+          <w:hyperlink w:anchor="_Toc197260725" w:history="1">
+            <w:r>
+              <w:rPr>
+                <w:rStyle w:val="Hiperhivatkozs"/>
+                <w:noProof/>
+              </w:rPr>
+              <w:t>BeMotivated Regisztrációs Rendszer Dokumentáció</w:t>
+            </w:r>
+            <w:r>
+              <w:rPr>
+                <w:noProof/>
+                <w:webHidden/>
+              </w:rPr>
+              <w:tab/>
+            </w:r>
+            <w:r>
+              <w:rPr>
+                <w:noProof/>
+                <w:webHidden/>
+              </w:rPr>
+              <w:fldChar w:fldCharType="begin"/>
+            </w:r>
+            <w:r>
+              <w:rPr>
+                <w:noProof/>
+                <w:webHidden/>
+              </w:rPr>
+              <w:instrText xml:space="preserve"> PAGEREF _Toc197260725 \h </w:instrText>
+            </w:r>
+            <w:r>
+              <w:rPr>
+                <w:noProof/>
+                <w:webHidden/>
+              </w:rPr>
+            </w:r>
+            <w:r>
+              <w:rPr>
+                <w:noProof/>
+                <w:webHidden/>
+              </w:rPr>
+              <w:fldChar w:fldCharType="separate"/>
+            </w:r>
+            <w:r>
+              <w:rPr>
+                <w:noProof/>
+                <w:webHidden/>
+              </w:rPr>
+              <w:t>17</w:t>
+            </w:r>
+            <w:r>
+              <w:rPr>
+                <w:noProof/>
+                <w:webHidden/>
+              </w:rPr>
+              <w:fldChar w:fldCharType="end"/>
+            </w:r>
+          </w:hyperlink>
+        </w:p>
+        <w:p>
+          <w:pPr>
+            <w:pStyle w:val="TJ1"/>
+            <w:tabs>
+              <w:tab w:val="right" w:leader="dot" w:pos="9062"/>
+            </w:tabs>
+            <w:rPr>
+              <w:rFonts w:eastAsiaTheme="minorEastAsia"/>
+              <w:noProof/>
+              <w:lang w:eastAsia="hu-HU"/>
+            </w:rPr>
+          </w:pPr>
+          <w:hyperlink w:anchor="_Toc197260726" w:history="1">
+            <w:r>
+              <w:rPr>
+                <w:rStyle w:val="Hiperhivatkozs"/>
+                <w:noProof/>
+              </w:rPr>
+              <w:t>BeMotivated Weboldal Részletes Dokumentáció</w:t>
+            </w:r>
+            <w:r>
+              <w:rPr>
+                <w:noProof/>
+                <w:webHidden/>
+              </w:rPr>
+              <w:tab/>
+            </w:r>
+            <w:r>
+              <w:rPr>
+                <w:noProof/>
+                <w:webHidden/>
+              </w:rPr>
+              <w:fldChar w:fldCharType="begin"/>
+            </w:r>
+            <w:r>
+              <w:rPr>
+                <w:noProof/>
+                <w:webHidden/>
+              </w:rPr>
+              <w:instrText xml:space="preserve"> PAGEREF _Toc197260726 \h </w:instrText>
+            </w:r>
+            <w:r>
+              <w:rPr>
+                <w:noProof/>
+                <w:webHidden/>
+              </w:rPr>
+            </w:r>
+            <w:r>
+              <w:rPr>
+                <w:noProof/>
+                <w:webHidden/>
+              </w:rPr>
+              <w:fldChar w:fldCharType="separate"/>
+            </w:r>
+            <w:r>
+              <w:rPr>
+                <w:noProof/>
+                <w:webHidden/>
+              </w:rPr>
+              <w:t>19</w:t>
+            </w:r>
+            <w:r>
+              <w:rPr>
+                <w:noProof/>
+                <w:webHidden/>
+              </w:rPr>
+              <w:fldChar w:fldCharType="end"/>
+            </w:r>
+          </w:hyperlink>
+        </w:p>
+        <w:p>
+          <w:pPr>
+            <w:pStyle w:val="TJ1"/>
+            <w:tabs>
+              <w:tab w:val="right" w:leader="dot" w:pos="9062"/>
+            </w:tabs>
+            <w:rPr>
+              <w:rFonts w:eastAsiaTheme="minorEastAsia"/>
+              <w:noProof/>
+              <w:lang w:eastAsia="hu-HU"/>
+            </w:rPr>
+          </w:pPr>
+          <w:hyperlink w:anchor="_Toc197260727" w:history="1">
+            <w:r>
+              <w:rPr>
+                <w:rStyle w:val="Hiperhivatkozs"/>
+                <w:noProof/>
+              </w:rPr>
+              <w:t>BeMotivated Adatbázis Dokumentáció</w:t>
+            </w:r>
+            <w:r>
+              <w:rPr>
+                <w:noProof/>
+                <w:webHidden/>
+              </w:rPr>
+              <w:tab/>
+            </w:r>
+            <w:r>
+              <w:rPr>
+                <w:noProof/>
+                <w:webHidden/>
+              </w:rPr>
+              <w:fldChar w:fldCharType="begin"/>
+            </w:r>
+            <w:r>
+              <w:rPr>
+                <w:noProof/>
+                <w:webHidden/>
+              </w:rPr>
+              <w:instrText xml:space="preserve"> PAGEREF _Toc197260727 \h </w:instrText>
+            </w:r>
+            <w:r>
+              <w:rPr>
+                <w:noProof/>
+                <w:webHidden/>
+              </w:rPr>
+            </w:r>
+            <w:r>
+              <w:rPr>
+                <w:noProof/>
+                <w:webHidden/>
+              </w:rPr>
+              <w:fldChar w:fldCharType="separate"/>
+            </w:r>
+            <w:r>
+              <w:rPr>
+                <w:noProof/>
+                <w:webHidden/>
+              </w:rPr>
+              <w:t>26</w:t>
+            </w:r>
+            <w:r>
+              <w:rPr>
+                <w:noProof/>
+                <w:webHidden/>
+              </w:rPr>
+              <w:fldChar w:fldCharType="end"/>
+            </w:r>
+          </w:hyperlink>
+        </w:p>
+        <w:p>
+          <w:r>
+            <w:rPr>
+              <w:b/>
+              <w:bCs/>
+            </w:rPr>
+            <w:fldChar w:fldCharType="end"/>
+          </w:r>
+        </w:p>
+      </w:sdtContent>
+    </w:sdt>
+    <w:p>
+      <w:pPr>
+        <w:jc w:val="center"/>
+        <w:rPr>
+          <w:rFonts w:ascii="Times New Roman" w:hAnsi="Times New Roman" w:cs="Times New Roman"/>
+          <w:b/>
+          <w:bCs/>
+          <w:sz w:val="50"/>
+          <w:szCs w:val="50"/>
+          <w:u w:val="single"/>
+        </w:rPr>
+      </w:pPr>
+    </w:p>
+    <w:p>
+      <w:pPr>
+        <w:jc w:val="center"/>
+        <w:rPr>
+          <w:rFonts w:ascii="Times New Roman" w:hAnsi="Times New Roman" w:cs="Times New Roman"/>
+          <w:b/>
+          <w:bCs/>
+          <w:sz w:val="50"/>
+          <w:szCs w:val="50"/>
+          <w:u w:val="single"/>
+        </w:rPr>
+      </w:pPr>
+    </w:p>
+    <w:p>
+      <w:pPr>
+        <w:jc w:val="center"/>
+        <w:rPr>
+          <w:rFonts w:ascii="Times New Roman" w:hAnsi="Times New Roman" w:cs="Times New Roman"/>
+          <w:b/>
+          <w:bCs/>
+          <w:sz w:val="50"/>
+          <w:szCs w:val="50"/>
+          <w:u w:val="single"/>
+        </w:rPr>
+      </w:pPr>
+    </w:p>
+    <w:p>
+      <w:pPr>
+        <w:jc w:val="center"/>
+        <w:rPr>
+          <w:rFonts w:ascii="Times New Roman" w:hAnsi="Times New Roman" w:cs="Times New Roman"/>
+          <w:b/>
+          <w:bCs/>
+          <w:sz w:val="50"/>
+          <w:szCs w:val="50"/>
+          <w:u w:val="single"/>
+        </w:rPr>
+      </w:pPr>
+    </w:p>
+    <w:p>
+      <w:pPr>
+        <w:jc w:val="center"/>
+        <w:rPr>
+          <w:rFonts w:ascii="Times New Roman" w:hAnsi="Times New Roman" w:cs="Times New Roman"/>
+          <w:b/>
+          <w:bCs/>
+          <w:sz w:val="50"/>
+          <w:szCs w:val="50"/>
+          <w:u w:val="single"/>
+        </w:rPr>
+      </w:pPr>
+    </w:p>
+    <w:p>
+      <w:pPr>
+        <w:jc w:val="center"/>
+        <w:rPr>
+          <w:rFonts w:ascii="Times New Roman" w:hAnsi="Times New Roman" w:cs="Times New Roman"/>
+          <w:b/>
+          <w:bCs/>
+          <w:sz w:val="50"/>
+          <w:szCs w:val="50"/>
+          <w:u w:val="single"/>
+        </w:rPr>
+      </w:pPr>
+    </w:p>
+    <w:p>
+      <w:pPr>
+        <w:jc w:val="center"/>
+        <w:rPr>
+          <w:rFonts w:ascii="Times New Roman" w:hAnsi="Times New Roman" w:cs="Times New Roman"/>
+          <w:b/>
+          <w:bCs/>
+          <w:sz w:val="50"/>
+          <w:szCs w:val="50"/>
+          <w:u w:val="single"/>
+        </w:rPr>
+      </w:pPr>
+    </w:p>
+    <w:p>
+      <w:pPr>
+        <w:pStyle w:val="Cmsor1"/>
+        <w:jc w:val="center"/>
+      </w:pPr>
+      <w:bookmarkStart w:id="0" w:name="_Toc197260713"/>
+      <w:r>
+        <w:t>Bevezetés</w:t>
+      </w:r>
+      <w:bookmarkEnd w:id="0"/>
+    </w:p>
+    <w:p>
+      <w:pPr>
+        <w:jc w:val="center"/>
+        <w:rPr>
+          <w:rFonts w:ascii="Times New Roman" w:hAnsi="Times New Roman" w:cs="Times New Roman"/>
+          <w:sz w:val="32"/>
+          <w:szCs w:val="32"/>
+        </w:rPr>
+      </w:pPr>
+      <w:r>
+        <w:rPr>
+          <w:rFonts w:ascii="Times New Roman" w:hAnsi="Times New Roman" w:cs="Times New Roman"/>
+          <w:sz w:val="32"/>
+          <w:szCs w:val="32"/>
+        </w:rPr>
+        <w:t xml:space="preserve">Célunk egy olyan platform létrehozása volt, amely támogatja a felhasználók tudatosabb, rendszerezettebb és céltudatosabb életvitelét. A </w:t>
+      </w:r>
+      <w:r>
+        <w:rPr>
+          <w:rFonts w:ascii="Times New Roman" w:hAnsi="Times New Roman" w:cs="Times New Roman"/>
+          <w:b/>
+          <w:bCs/>
+          <w:sz w:val="32"/>
+          <w:szCs w:val="32"/>
+        </w:rPr>
+        <w:t>Be</w:t>
+      </w:r>
+      <w:r>
+        <w:rPr>
+          <w:rFonts w:ascii="Times New Roman" w:hAnsi="Times New Roman" w:cs="Times New Roman"/>
+          <w:b/>
+          <w:bCs/>
+          <w:sz w:val="32"/>
+          <w:szCs w:val="32"/>
+        </w:rPr>
+        <w:t>M</w:t>
+      </w:r>
+      <w:r>
+        <w:rPr>
+          <w:rFonts w:ascii="Times New Roman" w:hAnsi="Times New Roman" w:cs="Times New Roman"/>
+          <w:b/>
+          <w:bCs/>
+          <w:sz w:val="32"/>
+          <w:szCs w:val="32"/>
+        </w:rPr>
+        <w:t>otivated</w:t>
+      </w:r>
+      <w:r>
+        <w:rPr>
+          <w:rFonts w:ascii="Times New Roman" w:hAnsi="Times New Roman" w:cs="Times New Roman"/>
+          <w:sz w:val="32"/>
+          <w:szCs w:val="32"/>
+        </w:rPr>
+        <w:t xml:space="preserve"> egy modern, átlátható és felhasználóbarát </w:t>
+      </w:r>
+      <w:r>
+        <w:rPr>
+          <w:rFonts w:ascii="Times New Roman" w:hAnsi="Times New Roman" w:cs="Times New Roman"/>
+          <w:sz w:val="32"/>
+          <w:szCs w:val="32"/>
+        </w:rPr>
+        <w:t>felület</w:t>
+      </w:r>
+      <w:r>
+        <w:rPr>
+          <w:rFonts w:ascii="Times New Roman" w:hAnsi="Times New Roman" w:cs="Times New Roman"/>
+          <w:sz w:val="32"/>
+          <w:szCs w:val="32"/>
+        </w:rPr>
+        <w:t>, amely segíti a napi és heti feladatok, rutinok előretervezését és nyomon követését. Legyen szó edzésről, orvosi vizsgálatról vagy bármilyen egyéni célkitűzésről, a</w:t>
+      </w:r>
+      <w:r>
+        <w:rPr>
+          <w:rFonts w:ascii="Times New Roman" w:hAnsi="Times New Roman" w:cs="Times New Roman"/>
+          <w:sz w:val="32"/>
+          <w:szCs w:val="32"/>
+        </w:rPr>
+        <w:t xml:space="preserve">z oldal </w:t>
+      </w:r>
+      <w:r>
+        <w:rPr>
+          <w:rFonts w:ascii="Times New Roman" w:hAnsi="Times New Roman" w:cs="Times New Roman"/>
+          <w:sz w:val="32"/>
+          <w:szCs w:val="32"/>
+        </w:rPr>
+        <w:t>célja, hogy motivációt és struktúrát adjon a mindennapokhoz, ezzel elősegítve egy kiegyensúlyozottabb és felelősségteljesebb életet.</w:t>
+      </w:r>
+    </w:p>
+    <w:p>
+      <w:pPr>
+        <w:jc w:val="center"/>
+        <w:rPr>
+          <w:rFonts w:ascii="Times New Roman" w:hAnsi="Times New Roman" w:cs="Times New Roman"/>
+          <w:sz w:val="32"/>
+          <w:szCs w:val="32"/>
+        </w:rPr>
+      </w:pPr>
+    </w:p>
+    <w:p>
+      <w:pPr>
+        <w:jc w:val="center"/>
+        <w:rPr>
+          <w:rFonts w:ascii="Times New Roman" w:hAnsi="Times New Roman" w:cs="Times New Roman"/>
+          <w:sz w:val="40"/>
+          <w:szCs w:val="40"/>
+        </w:rPr>
+      </w:pPr>
+      <w:r>
+        <w:rPr>
+          <w:rFonts w:ascii="Times New Roman" w:hAnsi="Times New Roman" w:cs="Times New Roman"/>
+          <w:sz w:val="40"/>
+          <w:szCs w:val="40"/>
+        </w:rPr>
+        <w:t>Miért ezt választottuk?</w:t>
+      </w:r>
+    </w:p>
+    <w:p>
+      <w:pPr>
+        <w:jc w:val="center"/>
+        <w:rPr>
+          <w:rFonts w:ascii="Times New Roman" w:hAnsi="Times New Roman" w:cs="Times New Roman"/>
+          <w:sz w:val="32"/>
+          <w:szCs w:val="32"/>
+        </w:rPr>
+      </w:pPr>
+    </w:p>
+    <w:p>
+      <w:pPr>
+        <w:jc w:val="center"/>
+        <w:rPr>
+          <w:rFonts w:ascii="Times New Roman" w:hAnsi="Times New Roman" w:cs="Times New Roman"/>
+          <w:sz w:val="32"/>
+          <w:szCs w:val="32"/>
+        </w:rPr>
+      </w:pPr>
+      <w:r>
+        <w:rPr>
+          <w:rFonts w:ascii="Times New Roman" w:hAnsi="Times New Roman" w:cs="Times New Roman"/>
+          <w:sz w:val="32"/>
+          <w:szCs w:val="32"/>
+        </w:rPr>
+        <w:t xml:space="preserve">Tapasztalataink szerint a mai digitális világban az emberek figyelmét gyakran elvonják a közösségi média és az azonnal elérhető tartalmak, amelyek megnehezítik a tudatos tervezést és a napi célok elérését. Ahelyett, hogy előre gondolkodva cselekednénk, sokszor sodródunk az információk tengerében, ami hosszú távon frusztrációhoz és szervezetlenséghez vezethet. A </w:t>
+      </w:r>
+      <w:r>
+        <w:rPr>
+          <w:rFonts w:ascii="Times New Roman" w:hAnsi="Times New Roman" w:cs="Times New Roman"/>
+          <w:b/>
+          <w:bCs/>
+          <w:sz w:val="32"/>
+          <w:szCs w:val="32"/>
+        </w:rPr>
+        <w:t>Be</w:t>
+      </w:r>
+      <w:r>
+        <w:rPr>
+          <w:rFonts w:ascii="Times New Roman" w:hAnsi="Times New Roman" w:cs="Times New Roman"/>
+          <w:b/>
+          <w:bCs/>
+          <w:sz w:val="32"/>
+          <w:szCs w:val="32"/>
+        </w:rPr>
+        <w:t>M</w:t>
+      </w:r>
+      <w:r>
+        <w:rPr>
+          <w:rFonts w:ascii="Times New Roman" w:hAnsi="Times New Roman" w:cs="Times New Roman"/>
+          <w:b/>
+          <w:bCs/>
+          <w:sz w:val="32"/>
+          <w:szCs w:val="32"/>
+        </w:rPr>
+        <w:t>otivated</w:t>
+      </w:r>
+      <w:r>
+        <w:rPr>
+          <w:rFonts w:ascii="Times New Roman" w:hAnsi="Times New Roman" w:cs="Times New Roman"/>
+          <w:sz w:val="32"/>
+          <w:szCs w:val="32"/>
+        </w:rPr>
+        <w:t xml:space="preserve"> erre a problémára kínál megoldást: egy olyan eszközt ad a felhasználók kezébe, amely segít strukturálni a napjukat, tudatosabb döntéseket hozni, és nem utolsósorban elérni a kitűzött célokat – minden nap egy kicsivel többet tenni önmagunkért.</w:t>
+      </w:r>
+    </w:p>
+    <w:p>
+      <w:pPr>
+        <w:jc w:val="center"/>
+        <w:rPr>
+          <w:rFonts w:ascii="Times New Roman" w:hAnsi="Times New Roman" w:cs="Times New Roman"/>
+          <w:b/>
+          <w:bCs/>
+          <w:sz w:val="32"/>
+          <w:szCs w:val="32"/>
+        </w:rPr>
+      </w:pPr>
+    </w:p>
+    <w:p>
+      <w:pPr>
+        <w:jc w:val="center"/>
+        <w:rPr>
+          <w:rFonts w:ascii="Times New Roman" w:hAnsi="Times New Roman" w:cs="Times New Roman"/>
+          <w:b/>
+          <w:bCs/>
+          <w:sz w:val="50"/>
+          <w:szCs w:val="50"/>
+          <w:u w:val="single"/>
+        </w:rPr>
+      </w:pPr>
+    </w:p>
+    <w:p>
+      <w:pPr>
+        <w:jc w:val="center"/>
+        <w:rPr>
+          <w:rFonts w:ascii="Times New Roman" w:hAnsi="Times New Roman" w:cs="Times New Roman"/>
+          <w:b/>
+          <w:bCs/>
+          <w:sz w:val="50"/>
+          <w:szCs w:val="50"/>
+          <w:u w:val="single"/>
+        </w:rPr>
+      </w:pPr>
+    </w:p>
+    <w:p>
+      <w:pPr>
+        <w:rPr>
+          <w:rFonts w:ascii="Times New Roman" w:hAnsi="Times New Roman" w:cs="Times New Roman"/>
+          <w:b/>
+          <w:bCs/>
+          <w:sz w:val="50"/>
+          <w:szCs w:val="50"/>
+          <w:u w:val="single"/>
+        </w:rPr>
+      </w:pPr>
+    </w:p>
+    <w:p>
+      <w:pPr>
+        <w:jc w:val="center"/>
+        <w:rPr>
+          <w:rFonts w:ascii="Times New Roman" w:hAnsi="Times New Roman" w:cs="Times New Roman"/>
+          <w:b/>
+          <w:bCs/>
+          <w:sz w:val="50"/>
+          <w:szCs w:val="50"/>
+          <w:u w:val="single"/>
+        </w:rPr>
+      </w:pPr>
+    </w:p>
+    <w:p>
+      <w:pPr>
+        <w:pStyle w:val="Cmsor1"/>
+      </w:pPr>
+      <w:bookmarkStart w:id="1" w:name="_Toc197260714"/>
+      <w:r>
+        <w:t>Fejlesztői környezet dokumentáció</w:t>
+      </w:r>
+      <w:bookmarkEnd w:id="1"/>
+    </w:p>
+    <w:p>
+      <w:pPr>
+        <w:rPr>
+          <w:rFonts w:ascii="Times New Roman" w:hAnsi="Times New Roman" w:cs="Times New Roman"/>
+          <w:b/>
+          <w:bCs/>
+          <w:sz w:val="40"/>
+          <w:szCs w:val="40"/>
+        </w:rPr>
+      </w:pPr>
+    </w:p>
+    <w:p>
+      <w:pPr>
+        <w:pStyle w:val="Cmsor2"/>
+      </w:pPr>
+      <w:bookmarkStart w:id="2" w:name="_Toc197260715"/>
+      <w:r>
         <w:t>Visual Studio Code</w:t>
       </w:r>
+      <w:bookmarkEnd w:id="2"/>
     </w:p>
     <w:p>
       <w:pPr>
@@ -381,23 +2548,13 @@
     </w:p>
     <w:p>
       <w:pPr>
-        <w:rPr>
-          <w:rFonts w:ascii="Times New Roman" w:hAnsi="Times New Roman" w:cs="Times New Roman"/>
-          <w:sz w:val="40"/>
-          <w:szCs w:val="40"/>
-        </w:rPr>
-      </w:pPr>
-      <w:r>
-        <w:rPr>
-          <w:rFonts w:ascii="Times New Roman" w:hAnsi="Times New Roman" w:cs="Times New Roman"/>
-          <w:b/>
-          <w:bCs/>
-          <w:sz w:val="40"/>
-          <w:szCs w:val="40"/>
-        </w:rPr>
-        <w:lastRenderedPageBreak/>
+        <w:pStyle w:val="Cmsor2"/>
+      </w:pPr>
+      <w:bookmarkStart w:id="3" w:name="_Toc197260716"/>
+      <w:r>
         <w:t>Visual Studio 2022</w:t>
       </w:r>
+      <w:bookmarkEnd w:id="3"/>
     </w:p>
     <w:p>
       <w:pPr>
@@ -822,6 +2979,7 @@
           <w:b/>
           <w:bCs/>
         </w:rPr>
+        <w:lastRenderedPageBreak/>
         <w:t>Debugging támogatás:</w:t>
       </w:r>
       <w:r>
@@ -875,25 +3033,29 @@
     </w:p>
     <w:p>
       <w:pPr>
-        <w:rPr>
-          <w:rFonts w:ascii="Times New Roman" w:hAnsi="Times New Roman" w:cs="Times New Roman"/>
-          <w:b/>
-          <w:bCs/>
-          <w:sz w:val="40"/>
-          <w:szCs w:val="40"/>
-        </w:rPr>
-      </w:pPr>
-      <w:r>
-        <w:rPr>
-          <w:rFonts w:ascii="Times New Roman" w:hAnsi="Times New Roman" w:cs="Times New Roman"/>
-          <w:b/>
-          <w:bCs/>
-          <w:sz w:val="40"/>
-          <w:szCs w:val="40"/>
-        </w:rPr>
-        <w:lastRenderedPageBreak/>
+        <w:ind w:left="1440"/>
+        <w:rPr>
+          <w:rFonts w:ascii="Times New Roman" w:hAnsi="Times New Roman" w:cs="Times New Roman"/>
+        </w:rPr>
+      </w:pPr>
+    </w:p>
+    <w:p>
+      <w:pPr>
+        <w:ind w:left="1440"/>
+        <w:rPr>
+          <w:rFonts w:ascii="Times New Roman" w:hAnsi="Times New Roman" w:cs="Times New Roman"/>
+        </w:rPr>
+      </w:pPr>
+    </w:p>
+    <w:p>
+      <w:pPr>
+        <w:pStyle w:val="Cmsor2"/>
+      </w:pPr>
+      <w:bookmarkStart w:id="4" w:name="_Toc197260717"/>
+      <w:r>
         <w:t>PHPMYADMIN</w:t>
       </w:r>
+      <w:bookmarkEnd w:id="4"/>
     </w:p>
     <w:p>
       <w:pPr>
@@ -1220,25 +3382,13 @@
     </w:p>
     <w:p>
       <w:pPr>
-        <w:rPr>
-          <w:rFonts w:ascii="Times New Roman" w:hAnsi="Times New Roman" w:cs="Times New Roman"/>
-          <w:b/>
-          <w:bCs/>
-          <w:sz w:val="40"/>
-          <w:szCs w:val="40"/>
-        </w:rPr>
-      </w:pPr>
-      <w:r>
-        <w:rPr>
-          <w:rFonts w:ascii="Times New Roman" w:hAnsi="Times New Roman" w:cs="Times New Roman"/>
-          <w:b/>
-          <w:bCs/>
-          <w:sz w:val="40"/>
-          <w:szCs w:val="40"/>
-        </w:rPr>
-        <w:lastRenderedPageBreak/>
+        <w:pStyle w:val="Cmsor2"/>
+      </w:pPr>
+      <w:bookmarkStart w:id="5" w:name="_Toc197260718"/>
+      <w:r>
         <w:t>Swagger UI</w:t>
       </w:r>
+      <w:bookmarkEnd w:id="5"/>
     </w:p>
     <w:p>
       <w:pPr>
@@ -1551,23 +3701,13 @@
     </w:p>
     <w:p>
       <w:pPr>
-        <w:rPr>
-          <w:rFonts w:ascii="Times New Roman" w:hAnsi="Times New Roman" w:cs="Times New Roman"/>
-          <w:sz w:val="40"/>
-          <w:szCs w:val="40"/>
-        </w:rPr>
-      </w:pPr>
-      <w:r>
-        <w:rPr>
-          <w:rFonts w:ascii="Times New Roman" w:hAnsi="Times New Roman" w:cs="Times New Roman"/>
-          <w:b/>
-          <w:bCs/>
-          <w:sz w:val="40"/>
-          <w:szCs w:val="40"/>
-        </w:rPr>
-        <w:lastRenderedPageBreak/>
+        <w:pStyle w:val="Cmsor2"/>
+      </w:pPr>
+      <w:bookmarkStart w:id="6" w:name="_Toc197260719"/>
+      <w:r>
         <w:t>C# és ASP.NET WEB API</w:t>
       </w:r>
+      <w:bookmarkEnd w:id="6"/>
     </w:p>
     <w:p>
       <w:pPr>
@@ -1866,25 +4006,13 @@
     </w:p>
     <w:p>
       <w:pPr>
-        <w:rPr>
-          <w:rFonts w:ascii="Times New Roman" w:hAnsi="Times New Roman" w:cs="Times New Roman"/>
-          <w:b/>
-          <w:bCs/>
-          <w:sz w:val="40"/>
-          <w:szCs w:val="40"/>
-        </w:rPr>
-      </w:pPr>
-      <w:r>
-        <w:rPr>
-          <w:rFonts w:ascii="Times New Roman" w:hAnsi="Times New Roman" w:cs="Times New Roman"/>
-          <w:b/>
-          <w:bCs/>
-          <w:sz w:val="40"/>
-          <w:szCs w:val="40"/>
-        </w:rPr>
-        <w:lastRenderedPageBreak/>
+        <w:pStyle w:val="Cmsor2"/>
+      </w:pPr>
+      <w:bookmarkStart w:id="7" w:name="_Toc197260720"/>
+      <w:r>
         <w:t>JavaScript és React</w:t>
       </w:r>
+      <w:bookmarkEnd w:id="7"/>
     </w:p>
     <w:p>
       <w:pPr>
@@ -2188,25 +4316,13 @@
     </w:p>
     <w:p>
       <w:pPr>
-        <w:rPr>
-          <w:rFonts w:ascii="Times New Roman" w:hAnsi="Times New Roman" w:cs="Times New Roman"/>
-          <w:b/>
-          <w:bCs/>
-          <w:sz w:val="40"/>
-          <w:szCs w:val="40"/>
-        </w:rPr>
-      </w:pPr>
-      <w:r>
-        <w:rPr>
-          <w:rFonts w:ascii="Times New Roman" w:hAnsi="Times New Roman" w:cs="Times New Roman"/>
-          <w:b/>
-          <w:bCs/>
-          <w:sz w:val="40"/>
-          <w:szCs w:val="40"/>
-        </w:rPr>
-        <w:lastRenderedPageBreak/>
+        <w:pStyle w:val="Cmsor2"/>
+      </w:pPr>
+      <w:bookmarkStart w:id="8" w:name="_Toc197260721"/>
+      <w:r>
         <w:t>MySQL</w:t>
       </w:r>
+      <w:bookmarkEnd w:id="8"/>
     </w:p>
     <w:p>
       <w:pPr>
@@ -2383,22 +4499,13 @@
     </w:p>
     <w:p>
       <w:pPr>
-        <w:rPr>
-          <w:rFonts w:ascii="Times New Roman" w:hAnsi="Times New Roman" w:cs="Times New Roman"/>
-          <w:sz w:val="40"/>
-          <w:szCs w:val="40"/>
-        </w:rPr>
-      </w:pPr>
-      <w:r>
-        <w:rPr>
-          <w:rFonts w:ascii="Times New Roman" w:hAnsi="Times New Roman" w:cs="Times New Roman"/>
-          <w:b/>
-          <w:bCs/>
-          <w:sz w:val="40"/>
-          <w:szCs w:val="40"/>
-        </w:rPr>
+        <w:pStyle w:val="Cmsor2"/>
+      </w:pPr>
+      <w:bookmarkStart w:id="9" w:name="_Toc197260722"/>
+      <w:r>
         <w:t>CSS</w:t>
       </w:r>
+      <w:bookmarkEnd w:id="9"/>
     </w:p>
     <w:p>
       <w:pPr>
@@ -2597,28 +4704,13 @@
     </w:p>
     <w:p>
       <w:pPr>
-        <w:jc w:val="center"/>
-        <w:rPr>
-          <w:rFonts w:ascii="Times New Roman" w:hAnsi="Times New Roman" w:cs="Times New Roman"/>
-          <w:b/>
-          <w:bCs/>
-          <w:sz w:val="50"/>
-          <w:szCs w:val="50"/>
-          <w:u w:val="single"/>
-        </w:rPr>
-      </w:pPr>
-      <w:r>
-        <w:rPr>
-          <w:rFonts w:ascii="Times New Roman" w:hAnsi="Times New Roman" w:cs="Times New Roman"/>
-          <w:b/>
-          <w:bCs/>
-          <w:sz w:val="50"/>
-          <w:szCs w:val="50"/>
-          <w:u w:val="single"/>
-        </w:rPr>
-        <w:lastRenderedPageBreak/>
+        <w:pStyle w:val="Cmsor1"/>
+      </w:pPr>
+      <w:bookmarkStart w:id="10" w:name="_Toc197260723"/>
+      <w:r>
         <w:t>BeMotivated Kezdőlap Dokumentáció</w:t>
       </w:r>
+      <w:bookmarkEnd w:id="10"/>
     </w:p>
     <w:p>
       <w:pPr>
@@ -2970,6 +5062,7 @@
         <w:rPr>
           <w:rFonts w:ascii="Times New Roman" w:hAnsi="Times New Roman" w:cs="Times New Roman"/>
         </w:rPr>
+        <w:lastRenderedPageBreak/>
         <w:t>Közösségi média ikonok: Facebook, Twitter, Instagram, TikTok.</w:t>
       </w:r>
     </w:p>
@@ -3019,7 +5112,6 @@
         <w:rPr>
           <w:rFonts w:ascii="Times New Roman" w:hAnsi="Times New Roman" w:cs="Times New Roman"/>
         </w:rPr>
-        <w:lastRenderedPageBreak/>
         <w:t>A betűtípus modern és játékos, kiemelve az alkalmazás interaktív és motivációs jellegét.</w:t>
       </w:r>
     </w:p>
@@ -3042,7 +5134,7 @@
     </w:p>
     <w:p>
       <w:pPr>
-        <w:pStyle w:val="ListParagraph"/>
+        <w:pStyle w:val="Listaszerbekezds"/>
         <w:numPr>
           <w:ilvl w:val="0"/>
           <w:numId w:val="26"/>
@@ -3068,7 +5160,7 @@
     </w:p>
     <w:p>
       <w:pPr>
-        <w:pStyle w:val="ListParagraph"/>
+        <w:pStyle w:val="Listaszerbekezds"/>
         <w:rPr>
           <w:rFonts w:ascii="Times New Roman" w:hAnsi="Times New Roman" w:cs="Times New Roman"/>
         </w:rPr>
@@ -3102,7 +5194,7 @@
                     </pic:cNvPicPr>
                   </pic:nvPicPr>
                   <pic:blipFill>
-                    <a:blip r:embed="rId5" cstate="print">
+                    <a:blip r:embed="rId11" cstate="print">
                       <a:extLst>
                         <a:ext uri="{28A0092B-C50C-407E-A947-70E740481C1C}">
                           <a14:useLocalDpi xmlns:a14="http://schemas.microsoft.com/office/drawing/2010/main" val="0"/>
@@ -3144,6 +5236,7 @@
         <w:rPr>
           <w:noProof/>
         </w:rPr>
+        <w:lastRenderedPageBreak/>
         <w:drawing>
           <wp:inline distT="0" distB="0" distL="0" distR="0">
             <wp:extent cx="5760720" cy="2974340"/>
@@ -3162,7 +5255,7 @@
                     </pic:cNvPicPr>
                   </pic:nvPicPr>
                   <pic:blipFill>
-                    <a:blip r:embed="rId6" cstate="print">
+                    <a:blip r:embed="rId12" cstate="print">
                       <a:extLst>
                         <a:ext uri="{28A0092B-C50C-407E-A947-70E740481C1C}">
                           <a14:useLocalDpi xmlns:a14="http://schemas.microsoft.com/office/drawing/2010/main" val="0"/>
@@ -3204,7 +5297,6 @@
         <w:rPr>
           <w:noProof/>
         </w:rPr>
-        <w:lastRenderedPageBreak/>
         <w:drawing>
           <wp:inline distT="0" distB="0" distL="0" distR="0">
             <wp:extent cx="5760720" cy="2980690"/>
@@ -3223,7 +5315,7 @@
                     </pic:cNvPicPr>
                   </pic:nvPicPr>
                   <pic:blipFill>
-                    <a:blip r:embed="rId7" cstate="print">
+                    <a:blip r:embed="rId13" cstate="print">
                       <a:extLst>
                         <a:ext uri="{28A0092B-C50C-407E-A947-70E740481C1C}">
                           <a14:useLocalDpi xmlns:a14="http://schemas.microsoft.com/office/drawing/2010/main" val="0"/>
@@ -3390,26 +5482,15 @@
     </w:p>
     <w:p>
       <w:pPr>
-        <w:rPr>
-          <w:rFonts w:ascii="Times New Roman" w:hAnsi="Times New Roman" w:cs="Times New Roman"/>
-          <w:sz w:val="40"/>
-          <w:szCs w:val="40"/>
-          <w:u w:val="single"/>
-        </w:rPr>
-      </w:pPr>
-      <w:r>
-        <w:rPr>
-          <w:rFonts w:ascii="Times New Roman" w:hAnsi="Times New Roman" w:cs="Times New Roman"/>
-          <w:b/>
-          <w:bCs/>
-          <w:sz w:val="40"/>
-          <w:szCs w:val="40"/>
-          <w:u w:val="single"/>
-        </w:rPr>
-        <w:lastRenderedPageBreak/>
+        <w:pStyle w:val="Cmsor1"/>
+      </w:pPr>
+      <w:bookmarkStart w:id="11" w:name="_Toc197260724"/>
+      <w:r>
         <w:t>BeMotivated Bejelentkezési Rendszer Dokumentáció</w:t>
       </w:r>
-    </w:p>
+      <w:bookmarkEnd w:id="11"/>
+    </w:p>
+    <w:p/>
     <w:p>
       <w:pPr>
         <w:rPr>
@@ -3692,6 +5773,7 @@
         <w:rPr>
           <w:rFonts w:ascii="Times New Roman" w:hAnsi="Times New Roman" w:cs="Times New Roman"/>
         </w:rPr>
+        <w:lastRenderedPageBreak/>
         <w:t>Helytelen adatok esetén figyelmeztető üzenet jelenik meg.</w:t>
       </w:r>
     </w:p>
@@ -3833,7 +5915,6 @@
           <w:b/>
           <w:bCs/>
         </w:rPr>
-        <w:lastRenderedPageBreak/>
         <w:t>4. Felhasználói élmény és Dizájn</w:t>
       </w:r>
     </w:p>
@@ -3926,6 +6007,7 @@
         <w:rPr>
           <w:noProof/>
         </w:rPr>
+        <w:lastRenderedPageBreak/>
         <w:drawing>
           <wp:inline distT="0" distB="0" distL="0" distR="0">
             <wp:extent cx="5760720" cy="2960370"/>
@@ -3944,7 +6026,7 @@
                     </pic:cNvPicPr>
                   </pic:nvPicPr>
                   <pic:blipFill>
-                    <a:blip r:embed="rId8" cstate="print">
+                    <a:blip r:embed="rId14" cstate="print">
                       <a:extLst>
                         <a:ext uri="{28A0092B-C50C-407E-A947-70E740481C1C}">
                           <a14:useLocalDpi xmlns:a14="http://schemas.microsoft.com/office/drawing/2010/main" val="0"/>
@@ -4034,27 +6116,13 @@
     </w:p>
     <w:p>
       <w:pPr>
-        <w:rPr>
-          <w:rFonts w:ascii="Times New Roman" w:hAnsi="Times New Roman" w:cs="Times New Roman"/>
-          <w:b/>
-          <w:bCs/>
-          <w:sz w:val="40"/>
-          <w:szCs w:val="40"/>
-          <w:u w:val="single"/>
-        </w:rPr>
-      </w:pPr>
-      <w:r>
-        <w:rPr>
-          <w:rFonts w:ascii="Times New Roman" w:hAnsi="Times New Roman" w:cs="Times New Roman"/>
-          <w:b/>
-          <w:bCs/>
-          <w:sz w:val="40"/>
-          <w:szCs w:val="40"/>
-          <w:u w:val="single"/>
-        </w:rPr>
-        <w:lastRenderedPageBreak/>
+        <w:pStyle w:val="Cmsor1"/>
+      </w:pPr>
+      <w:bookmarkStart w:id="12" w:name="_Toc197260725"/>
+      <w:r>
         <w:t>BeMotivated Regisztrációs Rendszer Dokumentáció</w:t>
       </w:r>
+      <w:bookmarkEnd w:id="12"/>
     </w:p>
     <w:p>
       <w:pPr>
@@ -4196,6 +6264,7 @@
           <w:b/>
           <w:bCs/>
         </w:rPr>
+        <w:lastRenderedPageBreak/>
         <w:t>b) Beviteli mezők</w:t>
       </w:r>
     </w:p>
@@ -4490,7 +6559,6 @@
           <w:b/>
           <w:bCs/>
         </w:rPr>
-        <w:lastRenderedPageBreak/>
         <w:t>4. Felhasználói Élmény és Dizájn</w:t>
       </w:r>
     </w:p>
@@ -4583,6 +6651,7 @@
         <w:rPr>
           <w:noProof/>
         </w:rPr>
+        <w:lastRenderedPageBreak/>
         <w:drawing>
           <wp:inline distT="0" distB="0" distL="0" distR="0">
             <wp:extent cx="5760720" cy="2985135"/>
@@ -4601,7 +6670,7 @@
                     </pic:cNvPicPr>
                   </pic:nvPicPr>
                   <pic:blipFill>
-                    <a:blip r:embed="rId9" cstate="print">
+                    <a:blip r:embed="rId15" cstate="print">
                       <a:extLst>
                         <a:ext uri="{28A0092B-C50C-407E-A947-70E740481C1C}">
                           <a14:useLocalDpi xmlns:a14="http://schemas.microsoft.com/office/drawing/2010/main" val="0"/>
@@ -4712,107 +6781,94 @@
     </w:p>
     <w:p>
       <w:pPr>
-        <w:rPr>
-          <w:rFonts w:ascii="Times New Roman" w:hAnsi="Times New Roman" w:cs="Times New Roman"/>
-          <w:b/>
-          <w:bCs/>
+        <w:pStyle w:val="Cmsor1"/>
+      </w:pPr>
+      <w:bookmarkStart w:id="13" w:name="_Toc197260726"/>
+      <w:r>
+        <w:t>BeMotivated Weboldal Részletes Dokumentáció</w:t>
+      </w:r>
+      <w:bookmarkEnd w:id="13"/>
+    </w:p>
+    <w:p>
+      <w:pPr>
+        <w:rPr>
+          <w:rFonts w:ascii="Times New Roman" w:hAnsi="Times New Roman" w:cs="Times New Roman"/>
           <w:sz w:val="40"/>
           <w:szCs w:val="40"/>
           <w:u w:val="single"/>
         </w:rPr>
       </w:pPr>
-      <w:r>
-        <w:rPr>
-          <w:rFonts w:ascii="Times New Roman" w:hAnsi="Times New Roman" w:cs="Times New Roman"/>
-          <w:b/>
-          <w:bCs/>
-          <w:sz w:val="40"/>
-          <w:szCs w:val="40"/>
-          <w:u w:val="single"/>
+    </w:p>
+    <w:p>
+      <w:pPr>
+        <w:rPr>
+          <w:rFonts w:ascii="Times New Roman" w:hAnsi="Times New Roman" w:cs="Times New Roman"/>
+        </w:rPr>
+      </w:pPr>
+      <w:r>
+        <w:rPr>
+          <w:rFonts w:ascii="Times New Roman" w:hAnsi="Times New Roman" w:cs="Times New Roman"/>
+          <w:b/>
+          <w:bCs/>
+        </w:rPr>
+        <w:t>1. Áttekintés</w:t>
+      </w:r>
+      <w:r>
+        <w:rPr>
+          <w:rFonts w:ascii="Times New Roman" w:hAnsi="Times New Roman" w:cs="Times New Roman"/>
+          <w:b/>
+          <w:bCs/>
+        </w:rPr>
+        <w:t>:</w:t>
+      </w:r>
+      <w:r>
+        <w:rPr>
+          <w:rFonts w:ascii="Times New Roman" w:hAnsi="Times New Roman" w:cs="Times New Roman"/>
+        </w:rPr>
+        <w:t xml:space="preserve"> A BeMotivated egy modern, felhasználóbarát időmenedzsment alkalmazás, amely segít a felhasználóknak nyomon követni napi, heti és havi teendőiket. Az alábbi dokumentáció részletesen bemutatja az alkalmazás főbb oldalait és azok funkcióit.</w:t>
+      </w:r>
+    </w:p>
+    <w:p>
+      <w:pPr>
+        <w:rPr>
+          <w:rFonts w:ascii="Times New Roman" w:hAnsi="Times New Roman" w:cs="Times New Roman"/>
+        </w:rPr>
+      </w:pPr>
+      <w:r>
+        <w:rPr>
+          <w:rFonts w:ascii="Times New Roman" w:hAnsi="Times New Roman" w:cs="Times New Roman"/>
+        </w:rPr>
+        <w:pict>
+          <v:rect id="_x0000_i1025" style="width:0;height:1.5pt" o:hralign="center" o:hrstd="t" o:hr="t" fillcolor="#a0a0a0" stroked="f"/>
+        </w:pict>
+      </w:r>
+    </w:p>
+    <w:p>
+      <w:pPr>
+        <w:rPr>
+          <w:rFonts w:ascii="Times New Roman" w:hAnsi="Times New Roman" w:cs="Times New Roman"/>
+        </w:rPr>
+      </w:pPr>
+      <w:r>
+        <w:rPr>
+          <w:rFonts w:ascii="Times New Roman" w:hAnsi="Times New Roman" w:cs="Times New Roman"/>
+          <w:b/>
+          <w:bCs/>
+        </w:rPr>
+        <w:t>2. Kezdőképernyő – Teendőkezelő felület</w:t>
+      </w:r>
+    </w:p>
+    <w:p>
+      <w:pPr>
+        <w:rPr>
+          <w:rFonts w:ascii="Times New Roman" w:hAnsi="Times New Roman" w:cs="Times New Roman"/>
+        </w:rPr>
+      </w:pPr>
+      <w:r>
+        <w:rPr>
+          <w:rFonts w:ascii="Times New Roman" w:hAnsi="Times New Roman" w:cs="Times New Roman"/>
         </w:rPr>
         <w:lastRenderedPageBreak/>
-        <w:t>BeMotivated Weboldal Részletes Dokumentáció</w:t>
-      </w:r>
-    </w:p>
-    <w:p>
-      <w:pPr>
-        <w:rPr>
-          <w:rFonts w:ascii="Times New Roman" w:hAnsi="Times New Roman" w:cs="Times New Roman"/>
-          <w:sz w:val="40"/>
-          <w:szCs w:val="40"/>
-          <w:u w:val="single"/>
-        </w:rPr>
-      </w:pPr>
-    </w:p>
-    <w:p>
-      <w:pPr>
-        <w:rPr>
-          <w:rFonts w:ascii="Times New Roman" w:hAnsi="Times New Roman" w:cs="Times New Roman"/>
-        </w:rPr>
-      </w:pPr>
-      <w:r>
-        <w:rPr>
-          <w:rFonts w:ascii="Times New Roman" w:hAnsi="Times New Roman" w:cs="Times New Roman"/>
-          <w:b/>
-          <w:bCs/>
-        </w:rPr>
-        <w:t>1. Áttekintés</w:t>
-      </w:r>
-      <w:r>
-        <w:rPr>
-          <w:rFonts w:ascii="Times New Roman" w:hAnsi="Times New Roman" w:cs="Times New Roman"/>
-          <w:b/>
-          <w:bCs/>
-        </w:rPr>
-        <w:t>:</w:t>
-      </w:r>
-      <w:r>
-        <w:rPr>
-          <w:rFonts w:ascii="Times New Roman" w:hAnsi="Times New Roman" w:cs="Times New Roman"/>
-        </w:rPr>
-        <w:t xml:space="preserve"> A BeMotivated egy modern, felhasználóbarát időmenedzsment alkalmazás, amely segít a felhasználóknak nyomon követni napi, heti és havi teendőiket. Az alábbi dokumentáció részletesen bemutatja az alkalmazás főbb oldalait és azok funkcióit.</w:t>
-      </w:r>
-    </w:p>
-    <w:p>
-      <w:pPr>
-        <w:rPr>
-          <w:rFonts w:ascii="Times New Roman" w:hAnsi="Times New Roman" w:cs="Times New Roman"/>
-        </w:rPr>
-      </w:pPr>
-      <w:r>
-        <w:rPr>
-          <w:rFonts w:ascii="Times New Roman" w:hAnsi="Times New Roman" w:cs="Times New Roman"/>
-        </w:rPr>
-        <w:pict>
-          <v:rect id="_x0000_i1116" style="width:0;height:1.5pt" o:hralign="center" o:hrstd="t" o:hr="t" fillcolor="#a0a0a0" stroked="f"/>
-        </w:pict>
-      </w:r>
-    </w:p>
-    <w:p>
-      <w:pPr>
-        <w:rPr>
-          <w:rFonts w:ascii="Times New Roman" w:hAnsi="Times New Roman" w:cs="Times New Roman"/>
-        </w:rPr>
-      </w:pPr>
-      <w:r>
-        <w:rPr>
-          <w:rFonts w:ascii="Times New Roman" w:hAnsi="Times New Roman" w:cs="Times New Roman"/>
-          <w:b/>
-          <w:bCs/>
-        </w:rPr>
-        <w:t>2. Kezdőképernyő – Teendőkezelő felület</w:t>
-      </w:r>
-    </w:p>
-    <w:p>
-      <w:pPr>
-        <w:rPr>
-          <w:rFonts w:ascii="Times New Roman" w:hAnsi="Times New Roman" w:cs="Times New Roman"/>
-        </w:rPr>
-      </w:pPr>
-      <w:r>
-        <w:rPr>
-          <w:rFonts w:ascii="Times New Roman" w:hAnsi="Times New Roman" w:cs="Times New Roman"/>
-        </w:rPr>
         <w:t>A főoldal egy vizuálisan jól strukturált teendőkezelő felületet biztosít a felhasználóknak.</w:t>
       </w:r>
     </w:p>
@@ -5001,7 +7057,7 @@
           <w:rFonts w:ascii="Times New Roman" w:hAnsi="Times New Roman" w:cs="Times New Roman"/>
         </w:rPr>
         <w:pict>
-          <v:rect id="_x0000_i1117" style="width:0;height:1.5pt" o:hralign="center" o:hrstd="t" o:hr="t" fillcolor="#a0a0a0" stroked="f"/>
+          <v:rect id="_x0000_i1026" style="width:0;height:1.5pt" o:hralign="center" o:hrstd="t" o:hr="t" fillcolor="#a0a0a0" stroked="f"/>
         </w:pict>
       </w:r>
     </w:p>
@@ -5187,7 +7243,7 @@
           <w:rFonts w:ascii="Times New Roman" w:hAnsi="Times New Roman" w:cs="Times New Roman"/>
         </w:rPr>
         <w:pict>
-          <v:rect id="_x0000_i1118" style="width:0;height:1.5pt" o:hralign="center" o:hrstd="t" o:hr="t" fillcolor="#a0a0a0" stroked="f"/>
+          <v:rect id="_x0000_i1027" style="width:0;height:1.5pt" o:hralign="center" o:hrstd="t" o:hr="t" fillcolor="#a0a0a0" stroked="f"/>
         </w:pict>
       </w:r>
     </w:p>
@@ -5203,7 +7259,6 @@
           <w:b/>
           <w:bCs/>
         </w:rPr>
-        <w:lastRenderedPageBreak/>
         <w:t>4. Beállítások és Profilkezelés</w:t>
       </w:r>
     </w:p>
@@ -5341,8 +7396,9 @@
         <w:rPr>
           <w:rFonts w:ascii="Times New Roman" w:hAnsi="Times New Roman" w:cs="Times New Roman"/>
         </w:rPr>
+        <w:lastRenderedPageBreak/>
         <w:pict>
-          <v:rect id="_x0000_i1119" style="width:0;height:1.5pt" o:hralign="center" o:hrstd="t" o:hr="t" fillcolor="#a0a0a0" stroked="f"/>
+          <v:rect id="_x0000_i1028" style="width:0;height:1.5pt" o:hralign="center" o:hrstd="t" o:hr="t" fillcolor="#a0a0a0" stroked="f"/>
         </w:pict>
       </w:r>
     </w:p>
@@ -5485,7 +7541,7 @@
           <w:rFonts w:ascii="Times New Roman" w:hAnsi="Times New Roman" w:cs="Times New Roman"/>
         </w:rPr>
         <w:pict>
-          <v:rect id="_x0000_i1120" style="width:0;height:1.5pt" o:hralign="center" o:hrstd="t" o:hr="t" fillcolor="#a0a0a0" stroked="f"/>
+          <v:rect id="_x0000_i1029" style="width:0;height:1.5pt" o:hralign="center" o:hrstd="t" o:hr="t" fillcolor="#a0a0a0" stroked="f"/>
         </w:pict>
       </w:r>
     </w:p>
@@ -5527,7 +7583,6 @@
         <w:rPr>
           <w:noProof/>
         </w:rPr>
-        <w:lastRenderedPageBreak/>
         <w:drawing>
           <wp:inline distT="0" distB="0" distL="0" distR="0">
             <wp:extent cx="5760720" cy="2994660"/>
@@ -5546,7 +7601,7 @@
                     </pic:cNvPicPr>
                   </pic:nvPicPr>
                   <pic:blipFill>
-                    <a:blip r:embed="rId10" cstate="print">
+                    <a:blip r:embed="rId16" cstate="print">
                       <a:extLst>
                         <a:ext uri="{28A0092B-C50C-407E-A947-70E740481C1C}">
                           <a14:useLocalDpi xmlns:a14="http://schemas.microsoft.com/office/drawing/2010/main" val="0"/>
@@ -5640,7 +7695,7 @@
           </mc:Choice>
           <mc:Fallback>
             <w:pict>
-              <v:rect w14:anchorId="1C250CA0" id="Rectangle 9" o:spid="_x0000_s1026" alt="Feltöltött kép" style="width:24pt;height:24pt;visibility:visible;mso-wrap-style:square;mso-left-percent:-10001;mso-top-percent:-10001;mso-position-horizontal:absolute;mso-position-horizontal-relative:char;mso-position-vertical:absolute;mso-position-vertical-relative:line;mso-left-percent:-10001;mso-top-percent:-10001;v-text-anchor:top" o:gfxdata="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" filled="f" stroked="f">
+              <v:rect w14:anchorId="401C1D1F" id="Rectangle 9" o:spid="_x0000_s1026" alt="Feltöltött kép" style="width:24pt;height:24pt;visibility:visible;mso-wrap-style:square;mso-left-percent:-10001;mso-top-percent:-10001;mso-position-horizontal:absolute;mso-position-horizontal-relative:char;mso-position-vertical:absolute;mso-position-vertical-relative:line;mso-left-percent:-10001;mso-top-percent:-10001;v-text-anchor:top" o:gfxdata="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" filled="f" stroked="f">
                 <o:lock v:ext="edit" aspectratio="t"/>
                 <w10:anchorlock/>
               </v:rect>
@@ -5659,6 +7714,7 @@
         <w:rPr>
           <w:noProof/>
         </w:rPr>
+        <w:lastRenderedPageBreak/>
         <w:drawing>
           <wp:inline distT="0" distB="0" distL="0" distR="0">
             <wp:extent cx="5760720" cy="2980690"/>
@@ -5677,7 +7733,7 @@
                     </pic:cNvPicPr>
                   </pic:nvPicPr>
                   <pic:blipFill>
-                    <a:blip r:embed="rId11" cstate="print">
+                    <a:blip r:embed="rId17" cstate="print">
                       <a:extLst>
                         <a:ext uri="{28A0092B-C50C-407E-A947-70E740481C1C}">
                           <a14:useLocalDpi xmlns:a14="http://schemas.microsoft.com/office/drawing/2010/main" val="0"/>
@@ -5719,7 +7775,6 @@
         <w:rPr>
           <w:noProof/>
         </w:rPr>
-        <w:lastRenderedPageBreak/>
         <w:drawing>
           <wp:inline distT="0" distB="0" distL="0" distR="0">
             <wp:extent cx="5760720" cy="2979420"/>
@@ -5738,7 +7793,7 @@
                     </pic:cNvPicPr>
                   </pic:nvPicPr>
                   <pic:blipFill>
-                    <a:blip r:embed="rId12" cstate="print">
+                    <a:blip r:embed="rId18" cstate="print">
                       <a:extLst>
                         <a:ext uri="{28A0092B-C50C-407E-A947-70E740481C1C}">
                           <a14:useLocalDpi xmlns:a14="http://schemas.microsoft.com/office/drawing/2010/main" val="0"/>
@@ -5780,6 +7835,7 @@
         <w:rPr>
           <w:noProof/>
         </w:rPr>
+        <w:lastRenderedPageBreak/>
         <w:drawing>
           <wp:inline distT="0" distB="0" distL="0" distR="0">
             <wp:extent cx="5760720" cy="2986405"/>
@@ -5798,7 +7854,7 @@
                     </pic:cNvPicPr>
                   </pic:nvPicPr>
                   <pic:blipFill>
-                    <a:blip r:embed="rId13" cstate="print">
+                    <a:blip r:embed="rId19" cstate="print">
                       <a:extLst>
                         <a:ext uri="{28A0092B-C50C-407E-A947-70E740481C1C}">
                           <a14:useLocalDpi xmlns:a14="http://schemas.microsoft.com/office/drawing/2010/main" val="0"/>
@@ -5840,7 +7896,6 @@
         <w:rPr>
           <w:noProof/>
         </w:rPr>
-        <w:lastRenderedPageBreak/>
         <w:drawing>
           <wp:inline distT="0" distB="0" distL="0" distR="0">
             <wp:extent cx="5760720" cy="2981960"/>
@@ -5859,7 +7914,7 @@
                     </pic:cNvPicPr>
                   </pic:nvPicPr>
                   <pic:blipFill>
-                    <a:blip r:embed="rId14" cstate="print">
+                    <a:blip r:embed="rId20" cstate="print">
                       <a:extLst>
                         <a:ext uri="{28A0092B-C50C-407E-A947-70E740481C1C}">
                           <a14:useLocalDpi xmlns:a14="http://schemas.microsoft.com/office/drawing/2010/main" val="0"/>
@@ -5901,6 +7956,7 @@
         <w:rPr>
           <w:noProof/>
         </w:rPr>
+        <w:lastRenderedPageBreak/>
         <w:drawing>
           <wp:inline distT="0" distB="0" distL="0" distR="0">
             <wp:extent cx="5760720" cy="2974340"/>
@@ -5919,7 +7975,7 @@
                     </pic:cNvPicPr>
                   </pic:nvPicPr>
                   <pic:blipFill>
-                    <a:blip r:embed="rId15" cstate="print">
+                    <a:blip r:embed="rId21" cstate="print">
                       <a:extLst>
                         <a:ext uri="{28A0092B-C50C-407E-A947-70E740481C1C}">
                           <a14:useLocalDpi xmlns:a14="http://schemas.microsoft.com/office/drawing/2010/main" val="0"/>
@@ -5961,7 +8017,6 @@
         <w:rPr>
           <w:noProof/>
         </w:rPr>
-        <w:lastRenderedPageBreak/>
         <w:drawing>
           <wp:inline distT="0" distB="0" distL="0" distR="0">
             <wp:extent cx="5760720" cy="2980690"/>
@@ -5980,7 +8035,7 @@
                     </pic:cNvPicPr>
                   </pic:nvPicPr>
                   <pic:blipFill>
-                    <a:blip r:embed="rId16" cstate="print">
+                    <a:blip r:embed="rId22" cstate="print">
                       <a:extLst>
                         <a:ext uri="{28A0092B-C50C-407E-A947-70E740481C1C}">
                           <a14:useLocalDpi xmlns:a14="http://schemas.microsoft.com/office/drawing/2010/main" val="0"/>
@@ -6022,6 +8077,7 @@
         <w:rPr>
           <w:noProof/>
         </w:rPr>
+        <w:lastRenderedPageBreak/>
         <w:drawing>
           <wp:inline distT="0" distB="0" distL="0" distR="0">
             <wp:extent cx="5760720" cy="2967990"/>
@@ -6040,7 +8096,7 @@
                     </pic:cNvPicPr>
                   </pic:nvPicPr>
                   <pic:blipFill>
-                    <a:blip r:embed="rId17" cstate="print">
+                    <a:blip r:embed="rId23" cstate="print">
                       <a:extLst>
                         <a:ext uri="{28A0092B-C50C-407E-A947-70E740481C1C}">
                           <a14:useLocalDpi xmlns:a14="http://schemas.microsoft.com/office/drawing/2010/main" val="0"/>
@@ -6082,7 +8138,6 @@
         <w:rPr>
           <w:noProof/>
         </w:rPr>
-        <w:lastRenderedPageBreak/>
         <w:drawing>
           <wp:inline distT="0" distB="0" distL="0" distR="0">
             <wp:extent cx="5760720" cy="2973070"/>
@@ -6101,7 +8156,7 @@
                     </pic:cNvPicPr>
                   </pic:nvPicPr>
                   <pic:blipFill>
-                    <a:blip r:embed="rId18" cstate="print">
+                    <a:blip r:embed="rId24" cstate="print">
                       <a:extLst>
                         <a:ext uri="{28A0092B-C50C-407E-A947-70E740481C1C}">
                           <a14:useLocalDpi xmlns:a14="http://schemas.microsoft.com/office/drawing/2010/main" val="0"/>
@@ -6268,37 +8323,23 @@
     </w:p>
     <w:p>
       <w:pPr>
-        <w:rPr>
-          <w:rFonts w:ascii="Times New Roman" w:hAnsi="Times New Roman" w:cs="Times New Roman"/>
-          <w:b/>
-          <w:bCs/>
+        <w:pStyle w:val="Cmsor1"/>
+      </w:pPr>
+      <w:bookmarkStart w:id="14" w:name="_Toc197260727"/>
+      <w:r>
+        <w:t>BeMotivated Adatbázis Dokumentáció</w:t>
+      </w:r>
+      <w:bookmarkEnd w:id="14"/>
+    </w:p>
+    <w:p>
+      <w:pPr>
+        <w:rPr>
+          <w:rFonts w:ascii="Times New Roman" w:hAnsi="Times New Roman" w:cs="Times New Roman"/>
           <w:sz w:val="40"/>
           <w:szCs w:val="40"/>
           <w:u w:val="single"/>
         </w:rPr>
       </w:pPr>
-      <w:r>
-        <w:rPr>
-          <w:rFonts w:ascii="Times New Roman" w:hAnsi="Times New Roman" w:cs="Times New Roman"/>
-          <w:b/>
-          <w:bCs/>
-          <w:sz w:val="40"/>
-          <w:szCs w:val="40"/>
-          <w:u w:val="single"/>
-        </w:rPr>
-        <w:lastRenderedPageBreak/>
-        <w:t>BeMotivated Adatbázis Dokumentáció</w:t>
-      </w:r>
-    </w:p>
-    <w:p>
-      <w:pPr>
-        <w:rPr>
-          <w:rFonts w:ascii="Times New Roman" w:hAnsi="Times New Roman" w:cs="Times New Roman"/>
-          <w:sz w:val="40"/>
-          <w:szCs w:val="40"/>
-          <w:u w:val="single"/>
-        </w:rPr>
-      </w:pPr>
     </w:p>
     <w:p>
       <w:pPr>
@@ -6340,7 +8381,7 @@
           <w:rFonts w:ascii="Times New Roman" w:hAnsi="Times New Roman" w:cs="Times New Roman"/>
         </w:rPr>
         <w:pict>
-          <v:rect id="_x0000_i1168" style="width:0;height:1.5pt" o:hralign="center" o:hrstd="t" o:hr="t" fillcolor="#a0a0a0" stroked="f"/>
+          <v:rect id="_x0000_i1030" style="width:0;height:1.5pt" o:hralign="center" o:hrstd="t" o:hr="t" fillcolor="#a0a0a0" stroked="f"/>
         </w:pict>
       </w:r>
     </w:p>
@@ -6782,6 +8823,7 @@
           <w:b/>
           <w:bCs/>
         </w:rPr>
+        <w:lastRenderedPageBreak/>
         <w:t>Profilkep</w:t>
       </w:r>
       <w:r>
@@ -7102,7 +9144,6 @@
           <w:b/>
           <w:bCs/>
         </w:rPr>
-        <w:lastRenderedPageBreak/>
         <w:t>Completed</w:t>
       </w:r>
       <w:r>
@@ -7512,7 +9553,7 @@
           <w:rFonts w:ascii="Times New Roman" w:hAnsi="Times New Roman" w:cs="Times New Roman"/>
         </w:rPr>
         <w:pict>
-          <v:rect id="_x0000_i1169" style="width:0;height:1.5pt" o:hralign="center" o:hrstd="t" o:hr="t" fillcolor="#a0a0a0" stroked="f"/>
+          <v:rect id="_x0000_i1031" style="width:0;height:1.5pt" o:hralign="center" o:hrstd="t" o:hr="t" fillcolor="#a0a0a0" stroked="f"/>
         </w:pict>
       </w:r>
     </w:p>
@@ -7534,7 +9575,14 @@
         <w:rPr>
           <w:rFonts w:ascii="Times New Roman" w:hAnsi="Times New Roman" w:cs="Times New Roman"/>
         </w:rPr>
-        <w:t xml:space="preserve"> Ez az adatmodell biztosítja a BeMotivated alkalmazás számára a felhasználók, feladataik és az előre meghatározott tevékenységek hatékony kezelését. A kapcsolatok biztosítják az adatok integritását, míg az egyes táblák elkülönített szerepe elősegíti az alkalmazás rugalmasságát és bővíthetőségét.</w:t>
+        <w:t xml:space="preserve"> Ez az adatmodell biztosítja a BeMotivated alkalmazás számára a felhasználók, feladataik és az előre meghatározott tevékenységek hatékony kezelését. A kapcsolatok </w:t>
+      </w:r>
+      <w:r>
+        <w:rPr>
+          <w:rFonts w:ascii="Times New Roman" w:hAnsi="Times New Roman" w:cs="Times New Roman"/>
+        </w:rPr>
+        <w:lastRenderedPageBreak/>
+        <w:t>biztosítják az adatok integritását, míg az egyes táblák elkülönített szerepe elősegíti az alkalmazás rugalmasságát és bővíthetőségét.</w:t>
       </w:r>
     </w:p>
     <w:p>
@@ -7547,7 +9595,6 @@
         <w:rPr>
           <w:noProof/>
         </w:rPr>
-        <w:lastRenderedPageBreak/>
         <w:drawing>
           <wp:inline distT="0" distB="0" distL="0" distR="0">
             <wp:extent cx="5760720" cy="4503420"/>
@@ -7566,7 +9613,7 @@
                     </pic:cNvPicPr>
                   </pic:nvPicPr>
                   <pic:blipFill>
-                    <a:blip r:embed="rId19">
+                    <a:blip r:embed="rId25">
                       <a:extLst>
                         <a:ext uri="{28A0092B-C50C-407E-A947-70E740481C1C}">
                           <a14:useLocalDpi xmlns:a14="http://schemas.microsoft.com/office/drawing/2010/main" val="0"/>
@@ -7599,13 +9646,125 @@
       </w:r>
     </w:p>
     <w:sectPr>
+      <w:footerReference w:type="default" r:id="rId26"/>
       <w:pgSz w:w="11906" w:h="16838"/>
-      <w:pgMar w:top="1417" w:right="1417" w:bottom="1417" w:left="1417" w:header="708" w:footer="708" w:gutter="0"/>
+      <w:pgMar w:top="1417" w:right="1417" w:bottom="1417" w:left="1417" w:header="708" w:footer="567" w:gutter="0"/>
       <w:cols w:space="708"/>
       <w:docGrid w:linePitch="360"/>
     </w:sectPr>
   </w:body>
 </w:document>
+</file>
+
+<file path=word/endnotes.xml><?xml version="1.0" encoding="utf-8"?>
+<w:endnotes xmlns:wpc="http://schemas.microsoft.com/office/word/2010/wordprocessingCanvas" xmlns:cx="http://schemas.microsoft.com/office/drawing/2014/chartex" xmlns:cx1="http://schemas.microsoft.com/office/drawing/2015/9/8/chartex" xmlns:cx2="http://schemas.microsoft.com/office/drawing/2015/10/21/chartex" xmlns:cx3="http://schemas.microsoft.com/office/drawing/2016/5/9/chartex" xmlns:cx4="http://schemas.microsoft.com/office/drawing/2016/5/10/chartex" xmlns:cx5="http://schemas.microsoft.com/office/drawing/2016/5/11/chartex" xmlns:cx6="http://schemas.microsoft.com/office/drawing/2016/5/12/chartex" xmlns:cx7="http://schemas.microsoft.com/office/drawing/2016/5/13/chartex" xmlns:cx8="http://schemas.microsoft.com/office/drawing/2016/5/14/chartex" xmlns:mc="http://schemas.openxmlformats.org/markup-compatibility/2006" xmlns:aink="http://schemas.microsoft.com/office/drawing/2016/ink" xmlns:am3d="http://schemas.microsoft.com/office/drawing/2017/model3d" xmlns:o="urn:schemas-microsoft-com:office:office" xmlns:oel="http://schemas.microsoft.com/office/2019/extlst" xmlns:r="http://schemas.openxmlformats.org/officeDocument/2006/relationships" xmlns:m="http://schemas.openxmlformats.org/officeDocument/2006/math" xmlns:v="urn:schemas-microsoft-com:vml" xmlns:wp14="http://schemas.microsoft.com/office/word/2010/wordprocessingDrawing" xmlns:wp="http://schemas.openxmlformats.org/drawingml/2006/wordprocessingDrawing" xmlns:w10="urn:schemas-microsoft-com:office:word" xmlns:w="http://schemas.openxmlformats.org/wordprocessingml/2006/main" xmlns:w14="http://schemas.microsoft.com/office/word/2010/wordml" xmlns:w15="http://schemas.microsoft.com/office/word/2012/wordml" xmlns:w16cex="http://schemas.microsoft.com/office/word/2018/wordml/cex" xmlns:w16cid="http://schemas.microsoft.com/office/word/2016/wordml/cid" xmlns:w16="http://schemas.microsoft.com/office/word/2018/wordml" xmlns:w16du="http://schemas.microsoft.com/office/word/2023/wordml/word16du" xmlns:w16sdtdh="http://schemas.microsoft.com/office/word/2020/wordml/sdtdatahash" xmlns:w16sdtfl="http://schemas.microsoft.com/office/word/2024/wordml/sdtformatlock" xmlns:w16se="http://schemas.microsoft.com/office/word/2015/wordml/symex" xmlns:wpg="http://schemas.microsoft.com/office/word/2010/wordprocessingGroup" xmlns:wpi="http://schemas.microsoft.com/office/word/2010/wordprocessingInk" xmlns:wne="http://schemas.microsoft.com/office/word/2006/wordml" xmlns:wps="http://schemas.microsoft.com/office/word/2010/wordprocessingShape" mc:Ignorable="w14 w15 w16se w16cid w16 w16cex w16sdtdh w16sdtfl w16du wp14">
+  <w:endnote w:type="separator" w:id="-1">
+    <w:p>
+      <w:pPr>
+        <w:spacing w:after="0" w:line="240" w:lineRule="auto"/>
+      </w:pPr>
+      <w:r>
+        <w:separator/>
+      </w:r>
+    </w:p>
+  </w:endnote>
+  <w:endnote w:type="continuationSeparator" w:id="0">
+    <w:p>
+      <w:pPr>
+        <w:spacing w:after="0" w:line="240" w:lineRule="auto"/>
+      </w:pPr>
+      <w:r>
+        <w:continuationSeparator/>
+      </w:r>
+    </w:p>
+  </w:endnote>
+</w:endnotes>
+</file>
+
+<file path=word/footer1.xml><?xml version="1.0" encoding="utf-8"?>
+<w:ftr xmlns:wpc="http://schemas.microsoft.com/office/word/2010/wordprocessingCanvas" xmlns:cx="http://schemas.microsoft.com/office/drawing/2014/chartex" xmlns:cx1="http://schemas.microsoft.com/office/drawing/2015/9/8/chartex" xmlns:cx2="http://schemas.microsoft.com/office/drawing/2015/10/21/chartex" xmlns:cx3="http://schemas.microsoft.com/office/drawing/2016/5/9/chartex" xmlns:cx4="http://schemas.microsoft.com/office/drawing/2016/5/10/chartex" xmlns:cx5="http://schemas.microsoft.com/office/drawing/2016/5/11/chartex" xmlns:cx6="http://schemas.microsoft.com/office/drawing/2016/5/12/chartex" xmlns:cx7="http://schemas.microsoft.com/office/drawing/2016/5/13/chartex" xmlns:cx8="http://schemas.microsoft.com/office/drawing/2016/5/14/chartex" xmlns:mc="http://schemas.openxmlformats.org/markup-compatibility/2006" xmlns:aink="http://schemas.microsoft.com/office/drawing/2016/ink" xmlns:am3d="http://schemas.microsoft.com/office/drawing/2017/model3d" xmlns:o="urn:schemas-microsoft-com:office:office" xmlns:oel="http://schemas.microsoft.com/office/2019/extlst" xmlns:r="http://schemas.openxmlformats.org/officeDocument/2006/relationships" xmlns:m="http://schemas.openxmlformats.org/officeDocument/2006/math" xmlns:v="urn:schemas-microsoft-com:vml" xmlns:wp14="http://schemas.microsoft.com/office/word/2010/wordprocessingDrawing" xmlns:wp="http://schemas.openxmlformats.org/drawingml/2006/wordprocessingDrawing" xmlns:w10="urn:schemas-microsoft-com:office:word" xmlns:w="http://schemas.openxmlformats.org/wordprocessingml/2006/main" xmlns:w14="http://schemas.microsoft.com/office/word/2010/wordml" xmlns:w15="http://schemas.microsoft.com/office/word/2012/wordml" xmlns:w16cex="http://schemas.microsoft.com/office/word/2018/wordml/cex" xmlns:w16cid="http://schemas.microsoft.com/office/word/2016/wordml/cid" xmlns:w16="http://schemas.microsoft.com/office/word/2018/wordml" xmlns:w16du="http://schemas.microsoft.com/office/word/2023/wordml/word16du" xmlns:w16sdtdh="http://schemas.microsoft.com/office/word/2020/wordml/sdtdatahash" xmlns:w16sdtfl="http://schemas.microsoft.com/office/word/2024/wordml/sdtformatlock" xmlns:w16se="http://schemas.microsoft.com/office/word/2015/wordml/symex" xmlns:wpg="http://schemas.microsoft.com/office/word/2010/wordprocessingGroup" xmlns:wpi="http://schemas.microsoft.com/office/word/2010/wordprocessingInk" xmlns:wne="http://schemas.microsoft.com/office/word/2006/wordml" xmlns:wps="http://schemas.microsoft.com/office/word/2010/wordprocessingShape" mc:Ignorable="w14 w15 w16se w16cid w16 w16cex w16sdtdh w16sdtfl w16du wp14">
+  <w:p>
+    <w:pPr>
+      <w:pStyle w:val="llb"/>
+      <w:jc w:val="center"/>
+      <w:rPr>
+        <w:caps/>
+        <w:noProof/>
+        <w:color w:val="000000" w:themeColor="text1"/>
+      </w:rPr>
+    </w:pPr>
+    <w:r>
+      <w:rPr>
+        <w:caps/>
+        <w:color w:val="4472C4" w:themeColor="accent1"/>
+      </w:rPr>
+      <w:fldChar w:fldCharType="begin"/>
+    </w:r>
+    <w:r>
+      <w:rPr>
+        <w:caps/>
+        <w:color w:val="4472C4" w:themeColor="accent1"/>
+      </w:rPr>
+      <w:instrText xml:space="preserve"> PAGE   \* MERGEFORMAT </w:instrText>
+    </w:r>
+    <w:r>
+      <w:rPr>
+        <w:caps/>
+        <w:color w:val="4472C4" w:themeColor="accent1"/>
+      </w:rPr>
+      <w:fldChar w:fldCharType="separate"/>
+    </w:r>
+    <w:r>
+      <w:rPr>
+        <w:caps/>
+        <w:noProof/>
+        <w:color w:val="4472C4" w:themeColor="accent1"/>
+      </w:rPr>
+      <w:t>2</w:t>
+    </w:r>
+    <w:r>
+      <w:rPr>
+        <w:caps/>
+        <w:noProof/>
+        <w:color w:val="4472C4" w:themeColor="accent1"/>
+      </w:rPr>
+      <w:fldChar w:fldCharType="end"/>
+    </w:r>
+  </w:p>
+  <w:p>
+    <w:pPr>
+      <w:pStyle w:val="llb"/>
+      <w:rPr>
+        <w:color w:val="000000" w:themeColor="text1"/>
+      </w:rPr>
+    </w:pPr>
+  </w:p>
+</w:ftr>
+</file>
+
+<file path=word/footnotes.xml><?xml version="1.0" encoding="utf-8"?>
+<w:footnotes xmlns:wpc="http://schemas.microsoft.com/office/word/2010/wordprocessingCanvas" xmlns:cx="http://schemas.microsoft.com/office/drawing/2014/chartex" xmlns:cx1="http://schemas.microsoft.com/office/drawing/2015/9/8/chartex" xmlns:cx2="http://schemas.microsoft.com/office/drawing/2015/10/21/chartex" xmlns:cx3="http://schemas.microsoft.com/office/drawing/2016/5/9/chartex" xmlns:cx4="http://schemas.microsoft.com/office/drawing/2016/5/10/chartex" xmlns:cx5="http://schemas.microsoft.com/office/drawing/2016/5/11/chartex" xmlns:cx6="http://schemas.microsoft.com/office/drawing/2016/5/12/chartex" xmlns:cx7="http://schemas.microsoft.com/office/drawing/2016/5/13/chartex" xmlns:cx8="http://schemas.microsoft.com/office/drawing/2016/5/14/chartex" xmlns:mc="http://schemas.openxmlformats.org/markup-compatibility/2006" xmlns:aink="http://schemas.microsoft.com/office/drawing/2016/ink" xmlns:am3d="http://schemas.microsoft.com/office/drawing/2017/model3d" xmlns:o="urn:schemas-microsoft-com:office:office" xmlns:oel="http://schemas.microsoft.com/office/2019/extlst" xmlns:r="http://schemas.openxmlformats.org/officeDocument/2006/relationships" xmlns:m="http://schemas.openxmlformats.org/officeDocument/2006/math" xmlns:v="urn:schemas-microsoft-com:vml" xmlns:wp14="http://schemas.microsoft.com/office/word/2010/wordprocessingDrawing" xmlns:wp="http://schemas.openxmlformats.org/drawingml/2006/wordprocessingDrawing" xmlns:w10="urn:schemas-microsoft-com:office:word" xmlns:w="http://schemas.openxmlformats.org/wordprocessingml/2006/main" xmlns:w14="http://schemas.microsoft.com/office/word/2010/wordml" xmlns:w15="http://schemas.microsoft.com/office/word/2012/wordml" xmlns:w16cex="http://schemas.microsoft.com/office/word/2018/wordml/cex" xmlns:w16cid="http://schemas.microsoft.com/office/word/2016/wordml/cid" xmlns:w16="http://schemas.microsoft.com/office/word/2018/wordml" xmlns:w16du="http://schemas.microsoft.com/office/word/2023/wordml/word16du" xmlns:w16sdtdh="http://schemas.microsoft.com/office/word/2020/wordml/sdtdatahash" xmlns:w16sdtfl="http://schemas.microsoft.com/office/word/2024/wordml/sdtformatlock" xmlns:w16se="http://schemas.microsoft.com/office/word/2015/wordml/symex" xmlns:wpg="http://schemas.microsoft.com/office/word/2010/wordprocessingGroup" xmlns:wpi="http://schemas.microsoft.com/office/word/2010/wordprocessingInk" xmlns:wne="http://schemas.microsoft.com/office/word/2006/wordml" xmlns:wps="http://schemas.microsoft.com/office/word/2010/wordprocessingShape" mc:Ignorable="w14 w15 w16se w16cid w16 w16cex w16sdtdh w16sdtfl w16du wp14">
+  <w:footnote w:type="separator" w:id="-1">
+    <w:p>
+      <w:pPr>
+        <w:spacing w:after="0" w:line="240" w:lineRule="auto"/>
+      </w:pPr>
+      <w:r>
+        <w:separator/>
+      </w:r>
+    </w:p>
+  </w:footnote>
+  <w:footnote w:type="continuationSeparator" w:id="0">
+    <w:p>
+      <w:pPr>
+        <w:spacing w:after="0" w:line="240" w:lineRule="auto"/>
+      </w:pPr>
+      <w:r>
+        <w:continuationSeparator/>
+      </w:r>
+    </w:p>
+  </w:footnote>
+</w:footnotes>
 </file>
 
 <file path=word/numbering.xml><?xml version="1.0" encoding="utf-8"?>
@@ -15878,15 +18037,15 @@
     <w:lsdException w:name="Unresolved Mention" w:semiHidden="1" w:unhideWhenUsed="1"/>
     <w:lsdException w:name="Smart Link" w:semiHidden="1" w:unhideWhenUsed="1"/>
   </w:latentStyles>
-  <w:style w:type="paragraph" w:default="1" w:styleId="Normal">
+  <w:style w:type="paragraph" w:default="1" w:styleId="Norml">
     <w:name w:val="Normal"/>
     <w:qFormat/>
   </w:style>
-  <w:style w:type="paragraph" w:styleId="Heading1">
+  <w:style w:type="paragraph" w:styleId="Cmsor1">
     <w:name w:val="heading 1"/>
-    <w:basedOn w:val="Normal"/>
-    <w:next w:val="Normal"/>
-    <w:link w:val="Heading1Char"/>
+    <w:basedOn w:val="Norml"/>
+    <w:next w:val="Norml"/>
+    <w:link w:val="Cmsor1Char"/>
     <w:uiPriority w:val="9"/>
     <w:qFormat/>
     <w:rsid w:val="00B702F7"/>
@@ -15903,13 +18062,12 @@
       <w:szCs w:val="40"/>
     </w:rPr>
   </w:style>
-  <w:style w:type="paragraph" w:styleId="Heading2">
+  <w:style w:type="paragraph" w:styleId="Cmsor2">
     <w:name w:val="heading 2"/>
-    <w:basedOn w:val="Normal"/>
-    <w:next w:val="Normal"/>
-    <w:link w:val="Heading2Char"/>
+    <w:basedOn w:val="Norml"/>
+    <w:next w:val="Norml"/>
+    <w:link w:val="Cmsor2Char"/>
     <w:uiPriority w:val="9"/>
-    <w:semiHidden/>
     <w:unhideWhenUsed/>
     <w:qFormat/>
     <w:rsid w:val="00B702F7"/>
@@ -15926,11 +18084,11 @@
       <w:szCs w:val="32"/>
     </w:rPr>
   </w:style>
-  <w:style w:type="paragraph" w:styleId="Heading3">
+  <w:style w:type="paragraph" w:styleId="Cmsor3">
     <w:name w:val="heading 3"/>
-    <w:basedOn w:val="Normal"/>
-    <w:next w:val="Normal"/>
-    <w:link w:val="Heading3Char"/>
+    <w:basedOn w:val="Norml"/>
+    <w:next w:val="Norml"/>
+    <w:link w:val="Cmsor3Char"/>
     <w:uiPriority w:val="9"/>
     <w:semiHidden/>
     <w:unhideWhenUsed/>
@@ -15949,11 +18107,11 @@
       <w:szCs w:val="28"/>
     </w:rPr>
   </w:style>
-  <w:style w:type="paragraph" w:styleId="Heading4">
+  <w:style w:type="paragraph" w:styleId="Cmsor4">
     <w:name w:val="heading 4"/>
-    <w:basedOn w:val="Normal"/>
-    <w:next w:val="Normal"/>
-    <w:link w:val="Heading4Char"/>
+    <w:basedOn w:val="Norml"/>
+    <w:next w:val="Norml"/>
+    <w:link w:val="Cmsor4Char"/>
     <w:uiPriority w:val="9"/>
     <w:semiHidden/>
     <w:unhideWhenUsed/>
@@ -15972,11 +18130,11 @@
       <w:color w:val="2F5496" w:themeColor="accent1" w:themeShade="BF"/>
     </w:rPr>
   </w:style>
-  <w:style w:type="paragraph" w:styleId="Heading5">
+  <w:style w:type="paragraph" w:styleId="Cmsor5">
     <w:name w:val="heading 5"/>
-    <w:basedOn w:val="Normal"/>
-    <w:next w:val="Normal"/>
-    <w:link w:val="Heading5Char"/>
+    <w:basedOn w:val="Norml"/>
+    <w:next w:val="Norml"/>
+    <w:link w:val="Cmsor5Char"/>
     <w:uiPriority w:val="9"/>
     <w:semiHidden/>
     <w:unhideWhenUsed/>
@@ -15993,11 +18151,11 @@
       <w:color w:val="2F5496" w:themeColor="accent1" w:themeShade="BF"/>
     </w:rPr>
   </w:style>
-  <w:style w:type="paragraph" w:styleId="Heading6">
+  <w:style w:type="paragraph" w:styleId="Cmsor6">
     <w:name w:val="heading 6"/>
-    <w:basedOn w:val="Normal"/>
-    <w:next w:val="Normal"/>
-    <w:link w:val="Heading6Char"/>
+    <w:basedOn w:val="Norml"/>
+    <w:next w:val="Norml"/>
+    <w:link w:val="Cmsor6Char"/>
     <w:uiPriority w:val="9"/>
     <w:semiHidden/>
     <w:unhideWhenUsed/>
@@ -16016,11 +18174,11 @@
       <w:color w:val="595959" w:themeColor="text1" w:themeTint="A6"/>
     </w:rPr>
   </w:style>
-  <w:style w:type="paragraph" w:styleId="Heading7">
+  <w:style w:type="paragraph" w:styleId="Cmsor7">
     <w:name w:val="heading 7"/>
-    <w:basedOn w:val="Normal"/>
-    <w:next w:val="Normal"/>
-    <w:link w:val="Heading7Char"/>
+    <w:basedOn w:val="Norml"/>
+    <w:next w:val="Norml"/>
+    <w:link w:val="Cmsor7Char"/>
     <w:uiPriority w:val="9"/>
     <w:semiHidden/>
     <w:unhideWhenUsed/>
@@ -16037,11 +18195,11 @@
       <w:color w:val="595959" w:themeColor="text1" w:themeTint="A6"/>
     </w:rPr>
   </w:style>
-  <w:style w:type="paragraph" w:styleId="Heading8">
+  <w:style w:type="paragraph" w:styleId="Cmsor8">
     <w:name w:val="heading 8"/>
-    <w:basedOn w:val="Normal"/>
-    <w:next w:val="Normal"/>
-    <w:link w:val="Heading8Char"/>
+    <w:basedOn w:val="Norml"/>
+    <w:next w:val="Norml"/>
+    <w:link w:val="Cmsor8Char"/>
     <w:uiPriority w:val="9"/>
     <w:semiHidden/>
     <w:unhideWhenUsed/>
@@ -16060,11 +18218,11 @@
       <w:color w:val="272727" w:themeColor="text1" w:themeTint="D8"/>
     </w:rPr>
   </w:style>
-  <w:style w:type="paragraph" w:styleId="Heading9">
+  <w:style w:type="paragraph" w:styleId="Cmsor9">
     <w:name w:val="heading 9"/>
-    <w:basedOn w:val="Normal"/>
-    <w:next w:val="Normal"/>
-    <w:link w:val="Heading9Char"/>
+    <w:basedOn w:val="Norml"/>
+    <w:next w:val="Norml"/>
+    <w:link w:val="Cmsor9Char"/>
     <w:uiPriority w:val="9"/>
     <w:semiHidden/>
     <w:unhideWhenUsed/>
@@ -16081,12 +18239,12 @@
       <w:color w:val="272727" w:themeColor="text1" w:themeTint="D8"/>
     </w:rPr>
   </w:style>
-  <w:style w:type="character" w:default="1" w:styleId="DefaultParagraphFont">
+  <w:style w:type="character" w:default="1" w:styleId="Bekezdsalapbettpusa">
     <w:name w:val="Default Paragraph Font"/>
     <w:uiPriority w:val="1"/>
     <w:unhideWhenUsed/>
   </w:style>
-  <w:style w:type="table" w:default="1" w:styleId="TableNormal">
+  <w:style w:type="table" w:default="1" w:styleId="Normltblzat">
     <w:name w:val="Normal Table"/>
     <w:uiPriority w:val="99"/>
     <w:semiHidden/>
@@ -16101,16 +18259,16 @@
       </w:tblCellMar>
     </w:tblPr>
   </w:style>
-  <w:style w:type="numbering" w:default="1" w:styleId="NoList">
+  <w:style w:type="numbering" w:default="1" w:styleId="Nemlista">
     <w:name w:val="No List"/>
     <w:uiPriority w:val="99"/>
     <w:semiHidden/>
     <w:unhideWhenUsed/>
   </w:style>
-  <w:style w:type="character" w:customStyle="1" w:styleId="Heading1Char">
-    <w:name w:val="Heading 1 Char"/>
-    <w:basedOn w:val="DefaultParagraphFont"/>
-    <w:link w:val="Heading1"/>
+  <w:style w:type="character" w:customStyle="1" w:styleId="Cmsor1Char">
+    <w:name w:val="Címsor 1 Char"/>
+    <w:basedOn w:val="Bekezdsalapbettpusa"/>
+    <w:link w:val="Cmsor1"/>
     <w:uiPriority w:val="9"/>
     <w:rsid w:val="00B702F7"/>
     <w:rPr>
@@ -16120,12 +18278,11 @@
       <w:szCs w:val="40"/>
     </w:rPr>
   </w:style>
-  <w:style w:type="character" w:customStyle="1" w:styleId="Heading2Char">
-    <w:name w:val="Heading 2 Char"/>
-    <w:basedOn w:val="DefaultParagraphFont"/>
-    <w:link w:val="Heading2"/>
+  <w:style w:type="character" w:customStyle="1" w:styleId="Cmsor2Char">
+    <w:name w:val="Címsor 2 Char"/>
+    <w:basedOn w:val="Bekezdsalapbettpusa"/>
+    <w:link w:val="Cmsor2"/>
     <w:uiPriority w:val="9"/>
-    <w:semiHidden/>
     <w:rsid w:val="00B702F7"/>
     <w:rPr>
       <w:rFonts w:asciiTheme="majorHAnsi" w:eastAsiaTheme="majorEastAsia" w:hAnsiTheme="majorHAnsi" w:cstheme="majorBidi"/>
@@ -16134,10 +18291,10 @@
       <w:szCs w:val="32"/>
     </w:rPr>
   </w:style>
-  <w:style w:type="character" w:customStyle="1" w:styleId="Heading3Char">
-    <w:name w:val="Heading 3 Char"/>
-    <w:basedOn w:val="DefaultParagraphFont"/>
-    <w:link w:val="Heading3"/>
+  <w:style w:type="character" w:customStyle="1" w:styleId="Cmsor3Char">
+    <w:name w:val="Címsor 3 Char"/>
+    <w:basedOn w:val="Bekezdsalapbettpusa"/>
+    <w:link w:val="Cmsor3"/>
     <w:uiPriority w:val="9"/>
     <w:semiHidden/>
     <w:rsid w:val="00B702F7"/>
@@ -16148,10 +18305,10 @@
       <w:szCs w:val="28"/>
     </w:rPr>
   </w:style>
-  <w:style w:type="character" w:customStyle="1" w:styleId="Heading4Char">
-    <w:name w:val="Heading 4 Char"/>
-    <w:basedOn w:val="DefaultParagraphFont"/>
-    <w:link w:val="Heading4"/>
+  <w:style w:type="character" w:customStyle="1" w:styleId="Cmsor4Char">
+    <w:name w:val="Címsor 4 Char"/>
+    <w:basedOn w:val="Bekezdsalapbettpusa"/>
+    <w:link w:val="Cmsor4"/>
     <w:uiPriority w:val="9"/>
     <w:semiHidden/>
     <w:rsid w:val="00B702F7"/>
@@ -16162,10 +18319,10 @@
       <w:color w:val="2F5496" w:themeColor="accent1" w:themeShade="BF"/>
     </w:rPr>
   </w:style>
-  <w:style w:type="character" w:customStyle="1" w:styleId="Heading5Char">
-    <w:name w:val="Heading 5 Char"/>
-    <w:basedOn w:val="DefaultParagraphFont"/>
-    <w:link w:val="Heading5"/>
+  <w:style w:type="character" w:customStyle="1" w:styleId="Cmsor5Char">
+    <w:name w:val="Címsor 5 Char"/>
+    <w:basedOn w:val="Bekezdsalapbettpusa"/>
+    <w:link w:val="Cmsor5"/>
     <w:uiPriority w:val="9"/>
     <w:semiHidden/>
     <w:rsid w:val="00B702F7"/>
@@ -16174,10 +18331,10 @@
       <w:color w:val="2F5496" w:themeColor="accent1" w:themeShade="BF"/>
     </w:rPr>
   </w:style>
-  <w:style w:type="character" w:customStyle="1" w:styleId="Heading6Char">
-    <w:name w:val="Heading 6 Char"/>
-    <w:basedOn w:val="DefaultParagraphFont"/>
-    <w:link w:val="Heading6"/>
+  <w:style w:type="character" w:customStyle="1" w:styleId="Cmsor6Char">
+    <w:name w:val="Címsor 6 Char"/>
+    <w:basedOn w:val="Bekezdsalapbettpusa"/>
+    <w:link w:val="Cmsor6"/>
     <w:uiPriority w:val="9"/>
     <w:semiHidden/>
     <w:rsid w:val="00B702F7"/>
@@ -16188,10 +18345,10 @@
       <w:color w:val="595959" w:themeColor="text1" w:themeTint="A6"/>
     </w:rPr>
   </w:style>
-  <w:style w:type="character" w:customStyle="1" w:styleId="Heading7Char">
-    <w:name w:val="Heading 7 Char"/>
-    <w:basedOn w:val="DefaultParagraphFont"/>
-    <w:link w:val="Heading7"/>
+  <w:style w:type="character" w:customStyle="1" w:styleId="Cmsor7Char">
+    <w:name w:val="Címsor 7 Char"/>
+    <w:basedOn w:val="Bekezdsalapbettpusa"/>
+    <w:link w:val="Cmsor7"/>
     <w:uiPriority w:val="9"/>
     <w:semiHidden/>
     <w:rsid w:val="00B702F7"/>
@@ -16200,10 +18357,10 @@
       <w:color w:val="595959" w:themeColor="text1" w:themeTint="A6"/>
     </w:rPr>
   </w:style>
-  <w:style w:type="character" w:customStyle="1" w:styleId="Heading8Char">
-    <w:name w:val="Heading 8 Char"/>
-    <w:basedOn w:val="DefaultParagraphFont"/>
-    <w:link w:val="Heading8"/>
+  <w:style w:type="character" w:customStyle="1" w:styleId="Cmsor8Char">
+    <w:name w:val="Címsor 8 Char"/>
+    <w:basedOn w:val="Bekezdsalapbettpusa"/>
+    <w:link w:val="Cmsor8"/>
     <w:uiPriority w:val="9"/>
     <w:semiHidden/>
     <w:rsid w:val="00B702F7"/>
@@ -16214,10 +18371,10 @@
       <w:color w:val="272727" w:themeColor="text1" w:themeTint="D8"/>
     </w:rPr>
   </w:style>
-  <w:style w:type="character" w:customStyle="1" w:styleId="Heading9Char">
-    <w:name w:val="Heading 9 Char"/>
-    <w:basedOn w:val="DefaultParagraphFont"/>
-    <w:link w:val="Heading9"/>
+  <w:style w:type="character" w:customStyle="1" w:styleId="Cmsor9Char">
+    <w:name w:val="Címsor 9 Char"/>
+    <w:basedOn w:val="Bekezdsalapbettpusa"/>
+    <w:link w:val="Cmsor9"/>
     <w:uiPriority w:val="9"/>
     <w:semiHidden/>
     <w:rsid w:val="00B702F7"/>
@@ -16226,11 +18383,11 @@
       <w:color w:val="272727" w:themeColor="text1" w:themeTint="D8"/>
     </w:rPr>
   </w:style>
-  <w:style w:type="paragraph" w:styleId="Title">
+  <w:style w:type="paragraph" w:styleId="Cm">
     <w:name w:val="Title"/>
-    <w:basedOn w:val="Normal"/>
-    <w:next w:val="Normal"/>
-    <w:link w:val="TitleChar"/>
+    <w:basedOn w:val="Norml"/>
+    <w:next w:val="Norml"/>
+    <w:link w:val="CmChar"/>
     <w:uiPriority w:val="10"/>
     <w:qFormat/>
     <w:rsid w:val="00B702F7"/>
@@ -16246,10 +18403,10 @@
       <w:szCs w:val="56"/>
     </w:rPr>
   </w:style>
-  <w:style w:type="character" w:customStyle="1" w:styleId="TitleChar">
-    <w:name w:val="Title Char"/>
-    <w:basedOn w:val="DefaultParagraphFont"/>
-    <w:link w:val="Title"/>
+  <w:style w:type="character" w:customStyle="1" w:styleId="CmChar">
+    <w:name w:val="Cím Char"/>
+    <w:basedOn w:val="Bekezdsalapbettpusa"/>
+    <w:link w:val="Cm"/>
     <w:uiPriority w:val="10"/>
     <w:rsid w:val="00B702F7"/>
     <w:rPr>
@@ -16260,11 +18417,11 @@
       <w:szCs w:val="56"/>
     </w:rPr>
   </w:style>
-  <w:style w:type="paragraph" w:styleId="Subtitle">
+  <w:style w:type="paragraph" w:styleId="Alcm">
     <w:name w:val="Subtitle"/>
-    <w:basedOn w:val="Normal"/>
-    <w:next w:val="Normal"/>
-    <w:link w:val="SubtitleChar"/>
+    <w:basedOn w:val="Norml"/>
+    <w:next w:val="Norml"/>
+    <w:link w:val="AlcmChar"/>
     <w:uiPriority w:val="11"/>
     <w:qFormat/>
     <w:rsid w:val="00B702F7"/>
@@ -16281,10 +18438,10 @@
       <w:szCs w:val="28"/>
     </w:rPr>
   </w:style>
-  <w:style w:type="character" w:customStyle="1" w:styleId="SubtitleChar">
-    <w:name w:val="Subtitle Char"/>
-    <w:basedOn w:val="DefaultParagraphFont"/>
-    <w:link w:val="Subtitle"/>
+  <w:style w:type="character" w:customStyle="1" w:styleId="AlcmChar">
+    <w:name w:val="Alcím Char"/>
+    <w:basedOn w:val="Bekezdsalapbettpusa"/>
+    <w:link w:val="Alcm"/>
     <w:uiPriority w:val="11"/>
     <w:rsid w:val="00B702F7"/>
     <w:rPr>
@@ -16295,11 +18452,11 @@
       <w:szCs w:val="28"/>
     </w:rPr>
   </w:style>
-  <w:style w:type="paragraph" w:styleId="Quote">
+  <w:style w:type="paragraph" w:styleId="Idzet">
     <w:name w:val="Quote"/>
-    <w:basedOn w:val="Normal"/>
-    <w:next w:val="Normal"/>
-    <w:link w:val="QuoteChar"/>
+    <w:basedOn w:val="Norml"/>
+    <w:next w:val="Norml"/>
+    <w:link w:val="IdzetChar"/>
     <w:uiPriority w:val="29"/>
     <w:qFormat/>
     <w:rsid w:val="00B702F7"/>
@@ -16313,10 +18470,10 @@
       <w:color w:val="404040" w:themeColor="text1" w:themeTint="BF"/>
     </w:rPr>
   </w:style>
-  <w:style w:type="character" w:customStyle="1" w:styleId="QuoteChar">
-    <w:name w:val="Quote Char"/>
-    <w:basedOn w:val="DefaultParagraphFont"/>
-    <w:link w:val="Quote"/>
+  <w:style w:type="character" w:customStyle="1" w:styleId="IdzetChar">
+    <w:name w:val="Idézet Char"/>
+    <w:basedOn w:val="Bekezdsalapbettpusa"/>
+    <w:link w:val="Idzet"/>
     <w:uiPriority w:val="29"/>
     <w:rsid w:val="00B702F7"/>
     <w:rPr>
@@ -16325,9 +18482,9 @@
       <w:color w:val="404040" w:themeColor="text1" w:themeTint="BF"/>
     </w:rPr>
   </w:style>
-  <w:style w:type="paragraph" w:styleId="ListParagraph">
+  <w:style w:type="paragraph" w:styleId="Listaszerbekezds">
     <w:name w:val="List Paragraph"/>
-    <w:basedOn w:val="Normal"/>
+    <w:basedOn w:val="Norml"/>
     <w:uiPriority w:val="34"/>
     <w:qFormat/>
     <w:rsid w:val="00B702F7"/>
@@ -16336,9 +18493,9 @@
       <w:contextualSpacing/>
     </w:pPr>
   </w:style>
-  <w:style w:type="character" w:styleId="IntenseEmphasis">
+  <w:style w:type="character" w:styleId="Erskiemels">
     <w:name w:val="Intense Emphasis"/>
-    <w:basedOn w:val="DefaultParagraphFont"/>
+    <w:basedOn w:val="Bekezdsalapbettpusa"/>
     <w:uiPriority w:val="21"/>
     <w:qFormat/>
     <w:rsid w:val="00B702F7"/>
@@ -16348,11 +18505,11 @@
       <w:color w:val="2F5496" w:themeColor="accent1" w:themeShade="BF"/>
     </w:rPr>
   </w:style>
-  <w:style w:type="paragraph" w:styleId="IntenseQuote">
+  <w:style w:type="paragraph" w:styleId="Kiemeltidzet">
     <w:name w:val="Intense Quote"/>
-    <w:basedOn w:val="Normal"/>
-    <w:next w:val="Normal"/>
-    <w:link w:val="IntenseQuoteChar"/>
+    <w:basedOn w:val="Norml"/>
+    <w:next w:val="Norml"/>
+    <w:link w:val="KiemeltidzetChar"/>
     <w:uiPriority w:val="30"/>
     <w:qFormat/>
     <w:rsid w:val="00B702F7"/>
@@ -16371,10 +18528,10 @@
       <w:color w:val="2F5496" w:themeColor="accent1" w:themeShade="BF"/>
     </w:rPr>
   </w:style>
-  <w:style w:type="character" w:customStyle="1" w:styleId="IntenseQuoteChar">
-    <w:name w:val="Intense Quote Char"/>
-    <w:basedOn w:val="DefaultParagraphFont"/>
-    <w:link w:val="IntenseQuote"/>
+  <w:style w:type="character" w:customStyle="1" w:styleId="KiemeltidzetChar">
+    <w:name w:val="Kiemelt idézet Char"/>
+    <w:basedOn w:val="Bekezdsalapbettpusa"/>
+    <w:link w:val="Kiemeltidzet"/>
     <w:uiPriority w:val="30"/>
     <w:rsid w:val="00B702F7"/>
     <w:rPr>
@@ -16383,9 +18540,9 @@
       <w:color w:val="2F5496" w:themeColor="accent1" w:themeShade="BF"/>
     </w:rPr>
   </w:style>
-  <w:style w:type="character" w:styleId="IntenseReference">
+  <w:style w:type="character" w:styleId="Ershivatkozs">
     <w:name w:val="Intense Reference"/>
-    <w:basedOn w:val="DefaultParagraphFont"/>
+    <w:basedOn w:val="Bekezdsalapbettpusa"/>
     <w:uiPriority w:val="32"/>
     <w:qFormat/>
     <w:rsid w:val="00B702F7"/>
@@ -16396,6 +18553,106 @@
       <w:color w:val="2F5496" w:themeColor="accent1" w:themeShade="BF"/>
       <w:spacing w:val="5"/>
     </w:rPr>
+  </w:style>
+  <w:style w:type="paragraph" w:styleId="lfej">
+    <w:name w:val="header"/>
+    <w:basedOn w:val="Norml"/>
+    <w:link w:val="lfejChar"/>
+    <w:uiPriority w:val="99"/>
+    <w:unhideWhenUsed/>
+    <w:rsid w:val="003967DE"/>
+    <w:pPr>
+      <w:tabs>
+        <w:tab w:val="center" w:pos="4536"/>
+        <w:tab w:val="right" w:pos="9072"/>
+      </w:tabs>
+      <w:spacing w:after="0" w:line="240" w:lineRule="auto"/>
+    </w:pPr>
+  </w:style>
+  <w:style w:type="character" w:customStyle="1" w:styleId="lfejChar">
+    <w:name w:val="Élőfej Char"/>
+    <w:basedOn w:val="Bekezdsalapbettpusa"/>
+    <w:link w:val="lfej"/>
+    <w:uiPriority w:val="99"/>
+    <w:rsid w:val="003967DE"/>
+  </w:style>
+  <w:style w:type="paragraph" w:styleId="llb">
+    <w:name w:val="footer"/>
+    <w:basedOn w:val="Norml"/>
+    <w:link w:val="llbChar"/>
+    <w:uiPriority w:val="99"/>
+    <w:unhideWhenUsed/>
+    <w:rsid w:val="003967DE"/>
+    <w:pPr>
+      <w:tabs>
+        <w:tab w:val="center" w:pos="4536"/>
+        <w:tab w:val="right" w:pos="9072"/>
+      </w:tabs>
+      <w:spacing w:after="0" w:line="240" w:lineRule="auto"/>
+    </w:pPr>
+  </w:style>
+  <w:style w:type="character" w:customStyle="1" w:styleId="llbChar">
+    <w:name w:val="Élőláb Char"/>
+    <w:basedOn w:val="Bekezdsalapbettpusa"/>
+    <w:link w:val="llb"/>
+    <w:uiPriority w:val="99"/>
+    <w:rsid w:val="003967DE"/>
+  </w:style>
+  <w:style w:type="paragraph" w:styleId="Tartalomjegyzkcmsora">
+    <w:name w:val="TOC Heading"/>
+    <w:basedOn w:val="Cmsor1"/>
+    <w:next w:val="Norml"/>
+    <w:uiPriority w:val="39"/>
+    <w:unhideWhenUsed/>
+    <w:qFormat/>
+    <w:rsid w:val="00346830"/>
+    <w:pPr>
+      <w:spacing w:before="240" w:after="0" w:line="259" w:lineRule="auto"/>
+      <w:outlineLvl w:val="9"/>
+    </w:pPr>
+    <w:rPr>
+      <w:kern w:val="0"/>
+      <w:sz w:val="32"/>
+      <w:szCs w:val="32"/>
+      <w:lang w:eastAsia="hu-HU"/>
+      <w14:ligatures w14:val="none"/>
+    </w:rPr>
+  </w:style>
+  <w:style w:type="paragraph" w:styleId="TJ1">
+    <w:name w:val="toc 1"/>
+    <w:basedOn w:val="Norml"/>
+    <w:next w:val="Norml"/>
+    <w:autoRedefine/>
+    <w:uiPriority w:val="39"/>
+    <w:unhideWhenUsed/>
+    <w:rsid w:val="0087362B"/>
+    <w:pPr>
+      <w:spacing w:after="100"/>
+    </w:pPr>
+  </w:style>
+  <w:style w:type="character" w:styleId="Hiperhivatkozs">
+    <w:name w:val="Hyperlink"/>
+    <w:basedOn w:val="Bekezdsalapbettpusa"/>
+    <w:uiPriority w:val="99"/>
+    <w:unhideWhenUsed/>
+    <w:rsid w:val="0087362B"/>
+    <w:rPr>
+      <w:color w:val="0563C1" w:themeColor="hyperlink"/>
+      <w:u w:val="single"/>
+    </w:rPr>
+  </w:style>
+  <w:style w:type="paragraph" w:styleId="TJ2">
+    <w:name w:val="toc 2"/>
+    <w:basedOn w:val="Norml"/>
+    <w:next w:val="Norml"/>
+    <w:autoRedefine/>
+    <w:uiPriority w:val="39"/>
+    <w:unhideWhenUsed/>
+    <w:rsid w:val="0087362B"/>
+    <w:pPr>
+      <w:spacing w:after="100"/>
+      <w:ind w:left="240"/>
+    </w:pPr>
   </w:style>
 </w:styles>
 </file>
@@ -16693,4 +18950,16 @@
     </a:ext>
   </a:extLst>
 </a:theme>
+</file>
+
+<file path=customXml/item1.xml><?xml version="1.0" encoding="utf-8"?>
+<b:Sources xmlns:b="http://schemas.openxmlformats.org/officeDocument/2006/bibliography" xmlns="http://schemas.openxmlformats.org/officeDocument/2006/bibliography" SelectedStyle="\APASixthEditionOfficeOnline.xsl" StyleName="APA" Version="6"/>
+</file>
+
+<file path=customXml/itemProps1.xml><?xml version="1.0" encoding="utf-8"?>
+<ds:datastoreItem xmlns:ds="http://schemas.openxmlformats.org/officeDocument/2006/customXml" ds:itemID="{CBB6855F-8892-4367-8DDB-E823C5412DC5}">
+  <ds:schemaRefs>
+    <ds:schemaRef ds:uri="http://schemas.openxmlformats.org/officeDocument/2006/bibliography"/>
+  </ds:schemaRefs>
+</ds:datastoreItem>
 </file>